--- a/计算机系统导论_实验一_链接_实验报告.docx
+++ b/计算机系统导论_实验一_链接_实验报告.docx
@@ -368,7 +368,7 @@
       <w:r>
         <w:drawing>
           <wp:inline xmlns:a="http://schemas.openxmlformats.org/drawingml/2006/main" xmlns:pic="http://schemas.openxmlformats.org/drawingml/2006/picture">
-            <wp:extent cx="5486400" cy="3897086"/>
+            <wp:extent cx="5486400" cy="4767309"/>
             <wp:docPr id="1" name="Picture 1"/>
             <wp:cNvGraphicFramePr>
               <a:graphicFrameLocks noChangeAspect="1"/>
@@ -389,7 +389,7 @@
                   <pic:spPr>
                     <a:xfrm>
                       <a:off x="0" y="0"/>
-                      <a:ext cx="5486400" cy="3897086"/>
+                      <a:ext cx="5486400" cy="4767309"/>
                     </a:xfrm>
                     <a:prstGeom prst="rect"/>
                   </pic:spPr>
@@ -449,7 +449,7 @@
       <w:r>
         <w:drawing>
           <wp:inline xmlns:a="http://schemas.openxmlformats.org/drawingml/2006/main" xmlns:pic="http://schemas.openxmlformats.org/drawingml/2006/picture">
-            <wp:extent cx="5486400" cy="1632857"/>
+            <wp:extent cx="5486400" cy="2061395"/>
             <wp:docPr id="2" name="Picture 2"/>
             <wp:cNvGraphicFramePr>
               <a:graphicFrameLocks noChangeAspect="1"/>
@@ -470,7 +470,7 @@
                   <pic:spPr>
                     <a:xfrm>
                       <a:off x="0" y="0"/>
-                      <a:ext cx="5486400" cy="1632857"/>
+                      <a:ext cx="5486400" cy="2061395"/>
                     </a:xfrm>
                     <a:prstGeom prst="rect"/>
                   </pic:spPr>
@@ -530,7 +530,7 @@
       <w:r>
         <w:drawing>
           <wp:inline xmlns:a="http://schemas.openxmlformats.org/drawingml/2006/main" xmlns:pic="http://schemas.openxmlformats.org/drawingml/2006/picture">
-            <wp:extent cx="5486400" cy="2068286"/>
+            <wp:extent cx="5486400" cy="2626015"/>
             <wp:docPr id="3" name="Picture 3"/>
             <wp:cNvGraphicFramePr>
               <a:graphicFrameLocks noChangeAspect="1"/>
@@ -551,7 +551,7 @@
                   <pic:spPr>
                     <a:xfrm>
                       <a:off x="0" y="0"/>
-                      <a:ext cx="5486400" cy="2068286"/>
+                      <a:ext cx="5486400" cy="2626015"/>
                     </a:xfrm>
                     <a:prstGeom prst="rect"/>
                   </pic:spPr>
@@ -631,7 +631,7 @@
       <w:r>
         <w:drawing>
           <wp:inline xmlns:a="http://schemas.openxmlformats.org/drawingml/2006/main" xmlns:pic="http://schemas.openxmlformats.org/drawingml/2006/picture">
-            <wp:extent cx="5486400" cy="5856514"/>
+            <wp:extent cx="5486400" cy="5853936"/>
             <wp:docPr id="4" name="Picture 4"/>
             <wp:cNvGraphicFramePr>
               <a:graphicFrameLocks noChangeAspect="1"/>
@@ -652,7 +652,7 @@
                   <pic:spPr>
                     <a:xfrm>
                       <a:off x="0" y="0"/>
-                      <a:ext cx="5486400" cy="5856514"/>
+                      <a:ext cx="5486400" cy="5853936"/>
                     </a:xfrm>
                     <a:prstGeom prst="rect"/>
                   </pic:spPr>
@@ -736,7 +736,7 @@
       <w:r>
         <w:drawing>
           <wp:inline xmlns:a="http://schemas.openxmlformats.org/drawingml/2006/main" xmlns:pic="http://schemas.openxmlformats.org/drawingml/2006/picture">
-            <wp:extent cx="5486400" cy="3113314"/>
+            <wp:extent cx="5486400" cy="3510231"/>
             <wp:docPr id="5" name="Picture 5"/>
             <wp:cNvGraphicFramePr>
               <a:graphicFrameLocks noChangeAspect="1"/>
@@ -757,7 +757,7 @@
                   <pic:spPr>
                     <a:xfrm>
                       <a:off x="0" y="0"/>
-                      <a:ext cx="5486400" cy="3113314"/>
+                      <a:ext cx="5486400" cy="3510231"/>
                     </a:xfrm>
                     <a:prstGeom prst="rect"/>
                   </pic:spPr>
@@ -917,7 +917,7 @@
       <w:r>
         <w:drawing>
           <wp:inline xmlns:a="http://schemas.openxmlformats.org/drawingml/2006/main" xmlns:pic="http://schemas.openxmlformats.org/drawingml/2006/picture">
-            <wp:extent cx="5486400" cy="6248400"/>
+            <wp:extent cx="5486400" cy="8442664"/>
             <wp:docPr id="6" name="Picture 6"/>
             <wp:cNvGraphicFramePr>
               <a:graphicFrameLocks noChangeAspect="1"/>
@@ -938,7 +938,7 @@
                   <pic:spPr>
                     <a:xfrm>
                       <a:off x="0" y="0"/>
-                      <a:ext cx="5486400" cy="6248400"/>
+                      <a:ext cx="5486400" cy="8442664"/>
                     </a:xfrm>
                     <a:prstGeom prst="rect"/>
                   </pic:spPr>
@@ -1014,7 +1014,7 @@
       <w:r>
         <w:drawing>
           <wp:inline xmlns:a="http://schemas.openxmlformats.org/drawingml/2006/main" xmlns:pic="http://schemas.openxmlformats.org/drawingml/2006/picture">
-            <wp:extent cx="5486400" cy="1807029"/>
+            <wp:extent cx="5486400" cy="3094756"/>
             <wp:docPr id="7" name="Picture 7"/>
             <wp:cNvGraphicFramePr>
               <a:graphicFrameLocks noChangeAspect="1"/>
@@ -1035,7 +1035,7 @@
                   <pic:spPr>
                     <a:xfrm>
                       <a:off x="0" y="0"/>
-                      <a:ext cx="5486400" cy="1807029"/>
+                      <a:ext cx="5486400" cy="3094756"/>
                     </a:xfrm>
                     <a:prstGeom prst="rect"/>
                   </pic:spPr>
@@ -1080,7 +1080,7 @@
       <w:r>
         <w:drawing>
           <wp:inline xmlns:a="http://schemas.openxmlformats.org/drawingml/2006/main" xmlns:pic="http://schemas.openxmlformats.org/drawingml/2006/picture">
-            <wp:extent cx="5486400" cy="4288971"/>
+            <wp:extent cx="5486400" cy="5097558"/>
             <wp:docPr id="8" name="Picture 8"/>
             <wp:cNvGraphicFramePr>
               <a:graphicFrameLocks noChangeAspect="1"/>
@@ -1101,7 +1101,7 @@
                   <pic:spPr>
                     <a:xfrm>
                       <a:off x="0" y="0"/>
-                      <a:ext cx="5486400" cy="4288971"/>
+                      <a:ext cx="5486400" cy="5097558"/>
                     </a:xfrm>
                     <a:prstGeom prst="rect"/>
                   </pic:spPr>
@@ -1219,7 +1219,7 @@
       <w:r>
         <w:drawing>
           <wp:inline xmlns:a="http://schemas.openxmlformats.org/drawingml/2006/main" xmlns:pic="http://schemas.openxmlformats.org/drawingml/2006/picture">
-            <wp:extent cx="5486400" cy="7668986"/>
+            <wp:extent cx="5486400" cy="7526489"/>
             <wp:docPr id="9" name="Picture 9"/>
             <wp:cNvGraphicFramePr>
               <a:graphicFrameLocks noChangeAspect="1"/>
@@ -1240,7 +1240,7 @@
                   <pic:spPr>
                     <a:xfrm>
                       <a:off x="0" y="0"/>
-                      <a:ext cx="5486400" cy="7668986"/>
+                      <a:ext cx="5486400" cy="7526489"/>
                     </a:xfrm>
                     <a:prstGeom prst="rect"/>
                   </pic:spPr>
@@ -1333,7 +1333,7 @@
       <w:r>
         <w:drawing>
           <wp:inline xmlns:a="http://schemas.openxmlformats.org/drawingml/2006/main" xmlns:pic="http://schemas.openxmlformats.org/drawingml/2006/picture">
-            <wp:extent cx="5486400" cy="3243943"/>
+            <wp:extent cx="5486400" cy="4905800"/>
             <wp:docPr id="10" name="Picture 10"/>
             <wp:cNvGraphicFramePr>
               <a:graphicFrameLocks noChangeAspect="1"/>
@@ -1354,7 +1354,7 @@
                   <pic:spPr>
                     <a:xfrm>
                       <a:off x="0" y="0"/>
-                      <a:ext cx="5486400" cy="3243943"/>
+                      <a:ext cx="5486400" cy="4905800"/>
                     </a:xfrm>
                     <a:prstGeom prst="rect"/>
                   </pic:spPr>
@@ -1419,7 +1419,7 @@
       <w:r>
         <w:drawing>
           <wp:inline xmlns:a="http://schemas.openxmlformats.org/drawingml/2006/main" xmlns:pic="http://schemas.openxmlformats.org/drawingml/2006/picture">
-            <wp:extent cx="5486400" cy="1937657"/>
+            <wp:extent cx="5486400" cy="3201287"/>
             <wp:docPr id="11" name="Picture 11"/>
             <wp:cNvGraphicFramePr>
               <a:graphicFrameLocks noChangeAspect="1"/>
@@ -1440,7 +1440,7 @@
                   <pic:spPr>
                     <a:xfrm>
                       <a:off x="0" y="0"/>
-                      <a:ext cx="5486400" cy="1937657"/>
+                      <a:ext cx="5486400" cy="3201287"/>
                     </a:xfrm>
                     <a:prstGeom prst="rect"/>
                   </pic:spPr>
@@ -1528,7 +1528,7 @@
       <w:r>
         <w:drawing>
           <wp:inline xmlns:a="http://schemas.openxmlformats.org/drawingml/2006/main" xmlns:pic="http://schemas.openxmlformats.org/drawingml/2006/picture">
-            <wp:extent cx="5486400" cy="1807029"/>
+            <wp:extent cx="5486400" cy="2988224"/>
             <wp:docPr id="12" name="Picture 12"/>
             <wp:cNvGraphicFramePr>
               <a:graphicFrameLocks noChangeAspect="1"/>
@@ -1549,7 +1549,7 @@
                   <pic:spPr>
                     <a:xfrm>
                       <a:off x="0" y="0"/>
-                      <a:ext cx="5486400" cy="1807029"/>
+                      <a:ext cx="5486400" cy="2988224"/>
                     </a:xfrm>
                     <a:prstGeom prst="rect"/>
                   </pic:spPr>
@@ -1613,7 +1613,7 @@
       <w:r>
         <w:drawing>
           <wp:inline xmlns:a="http://schemas.openxmlformats.org/drawingml/2006/main" xmlns:pic="http://schemas.openxmlformats.org/drawingml/2006/picture">
-            <wp:extent cx="5486400" cy="2068286"/>
+            <wp:extent cx="5486400" cy="3201287"/>
             <wp:docPr id="13" name="Picture 13"/>
             <wp:cNvGraphicFramePr>
               <a:graphicFrameLocks noChangeAspect="1"/>
@@ -1634,7 +1634,7 @@
                   <pic:spPr>
                     <a:xfrm>
                       <a:off x="0" y="0"/>
-                      <a:ext cx="5486400" cy="2068286"/>
+                      <a:ext cx="5486400" cy="3201287"/>
                     </a:xfrm>
                     <a:prstGeom prst="rect"/>
                   </pic:spPr>
@@ -1764,7 +1764,7 @@
       <w:r>
         <w:drawing>
           <wp:inline xmlns:a="http://schemas.openxmlformats.org/drawingml/2006/main" xmlns:pic="http://schemas.openxmlformats.org/drawingml/2006/picture">
-            <wp:extent cx="5486400" cy="1676400"/>
+            <wp:extent cx="5486400" cy="2285112"/>
             <wp:docPr id="14" name="Picture 14"/>
             <wp:cNvGraphicFramePr>
               <a:graphicFrameLocks noChangeAspect="1"/>
@@ -1785,7 +1785,7 @@
                   <pic:spPr>
                     <a:xfrm>
                       <a:off x="0" y="0"/>
-                      <a:ext cx="5486400" cy="1676400"/>
+                      <a:ext cx="5486400" cy="2285112"/>
                     </a:xfrm>
                     <a:prstGeom prst="rect"/>
                   </pic:spPr>
@@ -1845,7 +1845,7 @@
       <w:r>
         <w:drawing>
           <wp:inline xmlns:a="http://schemas.openxmlformats.org/drawingml/2006/main" xmlns:pic="http://schemas.openxmlformats.org/drawingml/2006/picture">
-            <wp:extent cx="5486400" cy="2198914"/>
+            <wp:extent cx="5486400" cy="2732547"/>
             <wp:docPr id="15" name="Picture 15"/>
             <wp:cNvGraphicFramePr>
               <a:graphicFrameLocks noChangeAspect="1"/>
@@ -1866,7 +1866,7 @@
                   <pic:spPr>
                     <a:xfrm>
                       <a:off x="0" y="0"/>
-                      <a:ext cx="5486400" cy="2198914"/>
+                      <a:ext cx="5486400" cy="2732547"/>
                     </a:xfrm>
                     <a:prstGeom prst="rect"/>
                   </pic:spPr>
@@ -1926,7 +1926,7 @@
       <w:r>
         <w:drawing>
           <wp:inline xmlns:a="http://schemas.openxmlformats.org/drawingml/2006/main" xmlns:pic="http://schemas.openxmlformats.org/drawingml/2006/picture">
-            <wp:extent cx="5486400" cy="3505200"/>
+            <wp:extent cx="5486400" cy="4437059"/>
             <wp:docPr id="16" name="Picture 16"/>
             <wp:cNvGraphicFramePr>
               <a:graphicFrameLocks noChangeAspect="1"/>
@@ -1947,7 +1947,7 @@
                   <pic:spPr>
                     <a:xfrm>
                       <a:off x="0" y="0"/>
-                      <a:ext cx="5486400" cy="3505200"/>
+                      <a:ext cx="5486400" cy="4437059"/>
                     </a:xfrm>
                     <a:prstGeom prst="rect"/>
                   </pic:spPr>
@@ -2007,7 +2007,7 @@
       <w:r>
         <w:drawing>
           <wp:inline xmlns:a="http://schemas.openxmlformats.org/drawingml/2006/main" xmlns:pic="http://schemas.openxmlformats.org/drawingml/2006/picture">
-            <wp:extent cx="5486400" cy="1632857"/>
+            <wp:extent cx="5486400" cy="2178580"/>
             <wp:docPr id="17" name="Picture 17"/>
             <wp:cNvGraphicFramePr>
               <a:graphicFrameLocks noChangeAspect="1"/>
@@ -2028,7 +2028,7 @@
                   <pic:spPr>
                     <a:xfrm>
                       <a:off x="0" y="0"/>
-                      <a:ext cx="5486400" cy="1632857"/>
+                      <a:ext cx="5486400" cy="2178580"/>
                     </a:xfrm>
                     <a:prstGeom prst="rect"/>
                   </pic:spPr>
@@ -2094,7 +2094,7 @@
       <w:r>
         <w:drawing>
           <wp:inline xmlns:a="http://schemas.openxmlformats.org/drawingml/2006/main" xmlns:pic="http://schemas.openxmlformats.org/drawingml/2006/picture">
-            <wp:extent cx="5486400" cy="3113314"/>
+            <wp:extent cx="5486400" cy="4096157"/>
             <wp:docPr id="18" name="Picture 18"/>
             <wp:cNvGraphicFramePr>
               <a:graphicFrameLocks noChangeAspect="1"/>
@@ -2115,7 +2115,7 @@
                   <pic:spPr>
                     <a:xfrm>
                       <a:off x="0" y="0"/>
-                      <a:ext cx="5486400" cy="3113314"/>
+                      <a:ext cx="5486400" cy="4096157"/>
                     </a:xfrm>
                     <a:prstGeom prst="rect"/>
                   </pic:spPr>

--- a/计算机系统导论_实验一_链接_实验报告.docx
+++ b/计算机系统导论_实验一_链接_实验报告.docx
@@ -9,24 +9,31 @@
       </w:pPr>
       <w:r>
         <w:rPr>
+          <w:rFonts w:ascii="Arial" w:hAnsi="Arial"/>
           <w:b/>
-          <w:color w:val="1F4E79"/>
-          <w:sz w:val="44"/>
+          <w:i w:val="0"/>
+          <w:color w:val="000000"/>
+          <w:sz w:val="36"/>
+          <w:rFonts w:ascii="Arial" w:hAnsi="Arial" w:eastAsia="SimHei"/>
         </w:rPr>
-        <w:t>计算机系统导论（下）上机实验一：链接</w:t>
+        <w:t>计算机系统导论（下）实验报告</w:t>
       </w:r>
     </w:p>
     <w:p>
       <w:pPr>
-        <w:spacing w:after="320"/>
+        <w:spacing w:before="0" w:after="280"/>
         <w:jc w:val="center"/>
       </w:pPr>
       <w:r>
         <w:rPr>
-          <w:color w:val="595959"/>
-          <w:sz w:val="28"/>
+          <w:rFonts w:ascii="Times New Roman" w:hAnsi="Times New Roman"/>
+          <w:b w:val="0"/>
+          <w:i w:val="0"/>
+          <w:color w:val="323232"/>
+          <w:sz w:val="24"/>
+          <w:rFonts w:ascii="Times New Roman" w:hAnsi="Times New Roman" w:eastAsia="SimSun"/>
         </w:rPr>
-        <w:t>实验报告与原理分析（基础实验 1-3 &amp; 进阶选做实验 4）</w:t>
+        <w:t>实验一：链接 (Linking)</w:t>
       </w:r>
     </w:p>
     <w:tbl>
@@ -34,6 +41,14 @@
         <w:tblW w:type="auto" w:w="0"/>
         <w:jc w:val="center"/>
         <w:tblLook w:firstColumn="1" w:firstRow="1" w:lastColumn="0" w:lastRow="0" w:noHBand="0" w:noVBand="1" w:val="04A0"/>
+        <w:tblBorders>
+          <w:top w:val="single" w:sz="12" w:space="0" w:color="000000"/>
+          <w:bottom w:val="single" w:sz="12" w:space="0" w:color="000000"/>
+          <w:insideH w:val="single" w:sz="4" w:space="0" w:color="CCCCCC"/>
+          <w:insideV w:val="none"/>
+          <w:left w:val="none"/>
+          <w:right w:val="none"/>
+        </w:tblBorders>
       </w:tblPr>
       <w:tblGrid>
         <w:gridCol w:w="2340"/>
@@ -51,7 +66,7 @@
               <w:left w:w="100" w:type="dxa"/>
               <w:right w:w="100" w:type="dxa"/>
             </w:tcMar>
-            <w:shd w:fill="EBF1F5"/>
+            <w:shd w:fill="F5F5F5"/>
           </w:tcPr>
           <w:p>
             <w:pPr>
@@ -59,9 +74,12 @@
             </w:pPr>
             <w:r>
               <w:rPr>
+                <w:rFonts w:ascii="Arial" w:hAnsi="Arial"/>
                 <w:b/>
-                <w:color w:val="1F4E79"/>
+                <w:i w:val="0"/>
+                <w:color w:val="000000"/>
                 <w:sz w:val="20"/>
+                <w:rFonts w:ascii="Arial" w:hAnsi="Arial" w:eastAsia="SimHei"/>
               </w:rPr>
               <w:t>课程名称</w:t>
             </w:r>
@@ -83,9 +101,12 @@
             </w:pPr>
             <w:r>
               <w:rPr>
+                <w:rFonts w:ascii="Times New Roman" w:hAnsi="Times New Roman"/>
                 <w:b w:val="0"/>
-                <w:color w:val="333333"/>
+                <w:i w:val="0"/>
+                <w:color w:val="000000"/>
                 <w:sz w:val="20"/>
+                <w:rFonts w:ascii="Times New Roman" w:hAnsi="Times New Roman" w:eastAsia="SimSun"/>
               </w:rPr>
               <w:t>计算机系统导论（下）</w:t>
             </w:r>
@@ -100,7 +121,7 @@
               <w:left w:w="100" w:type="dxa"/>
               <w:right w:w="100" w:type="dxa"/>
             </w:tcMar>
-            <w:shd w:fill="EBF1F5"/>
+            <w:shd w:fill="F5F5F5"/>
           </w:tcPr>
           <w:p>
             <w:pPr>
@@ -108,11 +129,14 @@
             </w:pPr>
             <w:r>
               <w:rPr>
+                <w:rFonts w:ascii="Arial" w:hAnsi="Arial"/>
                 <w:b/>
-                <w:color w:val="1F4E79"/>
+                <w:i w:val="0"/>
+                <w:color w:val="000000"/>
                 <w:sz w:val="20"/>
+                <w:rFonts w:ascii="Arial" w:hAnsi="Arial" w:eastAsia="SimHei"/>
               </w:rPr>
-              <w:t>实验名称</w:t>
+              <w:t>实验题目</w:t>
             </w:r>
           </w:p>
         </w:tc>
@@ -132,11 +156,14 @@
             </w:pPr>
             <w:r>
               <w:rPr>
+                <w:rFonts w:ascii="Times New Roman" w:hAnsi="Times New Roman"/>
                 <w:b w:val="0"/>
-                <w:color w:val="333333"/>
+                <w:i w:val="0"/>
+                <w:color w:val="000000"/>
                 <w:sz w:val="20"/>
+                <w:rFonts w:ascii="Times New Roman" w:hAnsi="Times New Roman" w:eastAsia="SimSun"/>
               </w:rPr>
-              <w:t>实验一：链接 (Linking)</w:t>
+              <w:t>实验一：链接</w:t>
             </w:r>
           </w:p>
         </w:tc>
@@ -151,7 +178,7 @@
               <w:left w:w="100" w:type="dxa"/>
               <w:right w:w="100" w:type="dxa"/>
             </w:tcMar>
-            <w:shd w:fill="EBF1F5"/>
+            <w:shd w:fill="F5F5F5"/>
           </w:tcPr>
           <w:p>
             <w:pPr>
@@ -159,9 +186,12 @@
             </w:pPr>
             <w:r>
               <w:rPr>
+                <w:rFonts w:ascii="Arial" w:hAnsi="Arial"/>
                 <w:b/>
-                <w:color w:val="1F4E79"/>
+                <w:i w:val="0"/>
+                <w:color w:val="000000"/>
                 <w:sz w:val="20"/>
+                <w:rFonts w:ascii="Arial" w:hAnsi="Arial" w:eastAsia="SimHei"/>
               </w:rPr>
               <w:t>学生姓名</w:t>
             </w:r>
@@ -183,11 +213,14 @@
             </w:pPr>
             <w:r>
               <w:rPr>
+                <w:rFonts w:ascii="Times New Roman" w:hAnsi="Times New Roman"/>
                 <w:b w:val="0"/>
-                <w:color w:val="333333"/>
+                <w:i w:val="0"/>
+                <w:color w:val="000000"/>
                 <w:sz w:val="20"/>
+                <w:rFonts w:ascii="Times New Roman" w:hAnsi="Times New Roman" w:eastAsia="SimSun"/>
               </w:rPr>
-              <w:t>Ariestar</w:t>
+              <w:t>刘丰源</w:t>
             </w:r>
           </w:p>
         </w:tc>
@@ -200,7 +233,7 @@
               <w:left w:w="100" w:type="dxa"/>
               <w:right w:w="100" w:type="dxa"/>
             </w:tcMar>
-            <w:shd w:fill="EBF1F5"/>
+            <w:shd w:fill="F5F5F5"/>
           </w:tcPr>
           <w:p>
             <w:pPr>
@@ -208,9 +241,69 @@
             </w:pPr>
             <w:r>
               <w:rPr>
+                <w:rFonts w:ascii="Arial" w:hAnsi="Arial"/>
                 <w:b/>
-                <w:color w:val="1F4E79"/>
+                <w:i w:val="0"/>
+                <w:color w:val="000000"/>
                 <w:sz w:val="20"/>
+                <w:rFonts w:ascii="Arial" w:hAnsi="Arial" w:eastAsia="SimHei"/>
+              </w:rPr>
+              <w:t>实验地点</w:t>
+            </w:r>
+          </w:p>
+        </w:tc>
+        <w:tc>
+          <w:tcPr>
+            <w:tcW w:type="dxa" w:w="2340"/>
+            <w:tcMar>
+              <w:top w:w="80" w:type="dxa"/>
+              <w:bottom w:w="80" w:type="dxa"/>
+              <w:left w:w="100" w:type="dxa"/>
+              <w:right w:w="100" w:type="dxa"/>
+            </w:tcMar>
+          </w:tcPr>
+          <w:p>
+            <w:pPr>
+              <w:jc w:val="center"/>
+            </w:pPr>
+            <w:r>
+              <w:rPr>
+                <w:rFonts w:ascii="Times New Roman" w:hAnsi="Times New Roman"/>
+                <w:b w:val="0"/>
+                <w:i w:val="0"/>
+                <w:color w:val="000000"/>
+                <w:sz w:val="20"/>
+                <w:rFonts w:ascii="Times New Roman" w:hAnsi="Times New Roman" w:eastAsia="SimSun"/>
+              </w:rPr>
+              <w:t>A237 / A238</w:t>
+            </w:r>
+          </w:p>
+        </w:tc>
+      </w:tr>
+      <w:tr>
+        <w:tc>
+          <w:tcPr>
+            <w:tcW w:type="dxa" w:w="2340"/>
+            <w:tcMar>
+              <w:top w:w="80" w:type="dxa"/>
+              <w:bottom w:w="80" w:type="dxa"/>
+              <w:left w:w="100" w:type="dxa"/>
+              <w:right w:w="100" w:type="dxa"/>
+            </w:tcMar>
+            <w:shd w:fill="F5F5F5"/>
+          </w:tcPr>
+          <w:p>
+            <w:pPr>
+              <w:jc w:val="center"/>
+            </w:pPr>
+            <w:r>
+              <w:rPr>
+                <w:rFonts w:ascii="Arial" w:hAnsi="Arial"/>
+                <w:b/>
+                <w:i w:val="0"/>
+                <w:color w:val="000000"/>
+                <w:sz w:val="20"/>
+                <w:rFonts w:ascii="Arial" w:hAnsi="Arial" w:eastAsia="SimHei"/>
               </w:rPr>
               <w:t>实验环境</w:t>
             </w:r>
@@ -232,11 +325,69 @@
             </w:pPr>
             <w:r>
               <w:rPr>
+                <w:rFonts w:ascii="Times New Roman" w:hAnsi="Times New Roman"/>
                 <w:b w:val="0"/>
-                <w:color w:val="333333"/>
+                <w:i w:val="0"/>
+                <w:color w:val="000000"/>
                 <w:sz w:val="20"/>
+                <w:rFonts w:ascii="Times New Roman" w:hAnsi="Times New Roman" w:eastAsia="SimSun"/>
               </w:rPr>
               <w:t>Ubuntu 24.04 LTS (x86_64)</w:t>
+            </w:r>
+          </w:p>
+        </w:tc>
+        <w:tc>
+          <w:tcPr>
+            <w:tcW w:type="dxa" w:w="2340"/>
+            <w:tcMar>
+              <w:top w:w="80" w:type="dxa"/>
+              <w:bottom w:w="80" w:type="dxa"/>
+              <w:left w:w="100" w:type="dxa"/>
+              <w:right w:w="100" w:type="dxa"/>
+            </w:tcMar>
+            <w:shd w:fill="F5F5F5"/>
+          </w:tcPr>
+          <w:p>
+            <w:pPr>
+              <w:jc w:val="center"/>
+            </w:pPr>
+            <w:r>
+              <w:rPr>
+                <w:rFonts w:ascii="Arial" w:hAnsi="Arial"/>
+                <w:b/>
+                <w:i w:val="0"/>
+                <w:color w:val="000000"/>
+                <w:sz w:val="20"/>
+                <w:rFonts w:ascii="Arial" w:hAnsi="Arial" w:eastAsia="SimHei"/>
+              </w:rPr>
+              <w:t>编译器版本</w:t>
+            </w:r>
+          </w:p>
+        </w:tc>
+        <w:tc>
+          <w:tcPr>
+            <w:tcW w:type="dxa" w:w="2340"/>
+            <w:tcMar>
+              <w:top w:w="80" w:type="dxa"/>
+              <w:bottom w:w="80" w:type="dxa"/>
+              <w:left w:w="100" w:type="dxa"/>
+              <w:right w:w="100" w:type="dxa"/>
+            </w:tcMar>
+          </w:tcPr>
+          <w:p>
+            <w:pPr>
+              <w:jc w:val="center"/>
+            </w:pPr>
+            <w:r>
+              <w:rPr>
+                <w:rFonts w:ascii="Times New Roman" w:hAnsi="Times New Roman"/>
+                <w:b w:val="0"/>
+                <w:i w:val="0"/>
+                <w:color w:val="000000"/>
+                <w:sz w:val="20"/>
+                <w:rFonts w:ascii="Times New Roman" w:hAnsi="Times New Roman" w:eastAsia="SimSun"/>
+              </w:rPr>
+              <w:t>GCC 13.3.0</w:t>
             </w:r>
           </w:p>
         </w:tc>
@@ -244,120 +395,289 @@
     </w:tbl>
     <w:p>
       <w:pPr>
-        <w:spacing w:after="240"/>
+        <w:spacing w:after="200"/>
       </w:pPr>
     </w:p>
     <w:p>
       <w:pPr>
-        <w:pStyle w:val="Heading1"/>
         <w:keepNext/>
-        <w:spacing w:before="320" w:after="120"/>
+        <w:spacing w:before="280" w:after="80"/>
       </w:pPr>
       <w:r>
         <w:rPr>
+          <w:rFonts w:ascii="Arial" w:hAnsi="Arial"/>
           <w:b/>
-          <w:color w:val="1F4E79"/>
-          <w:sz w:val="32"/>
+          <w:i w:val="0"/>
+          <w:color w:val="000000"/>
+          <w:sz w:val="28"/>
+          <w:rFonts w:ascii="Arial" w:hAnsi="Arial" w:eastAsia="SimHei"/>
         </w:rPr>
-        <w:t>一、实验目的与背景</w:t>
+        <w:t>一、实验目的</w:t>
       </w:r>
     </w:p>
     <w:p>
       <w:pPr>
-        <w:spacing w:line="300" w:lineRule="auto" w:after="80"/>
+        <w:spacing w:line="312" w:lineRule="auto" w:after="80"/>
+        <w:ind w:firstLine="420"/>
       </w:pPr>
       <w:r>
         <w:rPr>
-          <w:color w:val="333333"/>
+          <w:rFonts w:ascii="Times New Roman" w:hAnsi="Times New Roman"/>
+          <w:b w:val="0"/>
+          <w:i w:val="0"/>
+          <w:color w:val="000000"/>
           <w:sz w:val="21"/>
+          <w:rFonts w:ascii="Times New Roman" w:hAnsi="Times New Roman" w:eastAsia="SimSun"/>
         </w:rPr>
-        <w:t>链接（Linking）是将各种代码和数据片段收集并组合成为一个单一文件的过程，这个文件可被加载（复制）到内存并执行。链接可以执行于编译时（compile time）、加载时（load time）以及运行时（run time）。理解链接器的工作机制对于构造大型程序、避免难以排查的运行时错误、理解作用域以及共享库动态加载机制具有核心意义。</w:t>
+        <w:t>1. 掌握 ELF 可重定位目标文件的内部结构，理解节头表、代码节、数据节与符号表的作用。</w:t>
       </w:r>
     </w:p>
     <w:p>
       <w:pPr>
-        <w:spacing w:line="300" w:lineRule="auto" w:after="80"/>
+        <w:spacing w:line="312" w:lineRule="auto" w:after="80"/>
+        <w:ind w:firstLine="420"/>
       </w:pPr>
       <w:r>
         <w:rPr>
-          <w:color w:val="333333"/>
+          <w:rFonts w:ascii="Times New Roman" w:hAnsi="Times New Roman"/>
+          <w:b w:val="0"/>
+          <w:i w:val="0"/>
+          <w:color w:val="000000"/>
           <w:sz w:val="21"/>
+          <w:rFonts w:ascii="Times New Roman" w:hAnsi="Times New Roman" w:eastAsia="SimSun"/>
         </w:rPr>
-        <w:t>本次实验对应《深入理解计算机系统》（CS:APP 3e）第七章“链接”，通过系统实践深入探究以下核心内容：</w:t>
+        <w:t>2. 掌握符号解析规则，区分全局符号、外部未定义符号与局部符号。</w:t>
       </w:r>
     </w:p>
     <w:p>
       <w:pPr>
-        <w:spacing w:line="300" w:lineRule="auto" w:after="80"/>
+        <w:spacing w:line="312" w:lineRule="auto" w:after="80"/>
+        <w:ind w:firstLine="420"/>
       </w:pPr>
       <w:r>
         <w:rPr>
-          <w:color w:val="333333"/>
+          <w:rFonts w:ascii="Times New Roman" w:hAnsi="Times New Roman"/>
+          <w:b w:val="0"/>
+          <w:i w:val="0"/>
+          <w:color w:val="000000"/>
           <w:sz w:val="21"/>
+          <w:rFonts w:ascii="Times New Roman" w:hAnsi="Times New Roman" w:eastAsia="SimSun"/>
         </w:rPr>
-        <w:t>1. 观察并分析可重定位目标文件（ELF 格式）的节区结构、符号表及重定位条目。</w:t>
-        <w:br/>
-        <w:t>2. 掌握重定位的核心算法，基于重定位条目与符号地址手动推导重定位修补值，并与编译器生成的实际指令进行完全验算。</w:t>
-        <w:br/>
-        <w:t>3. 掌握静态库的构建与按需链接机制，以及基于 dlopen/dlsym 的共享库运行时动态加载机制。</w:t>
-        <w:br/>
-        <w:t>4. （进阶选做）自主设计并实现简易静态库打包工具 mylib，深入底层解析 ELF 符号表并生成符合标准规范的归档索引表。</w:t>
+        <w:t>3. 掌握重定位算法的计算过程，理解 PC 相对寻址与绝对寻址在汇编指令修补中的具体执行机制。</w:t>
       </w:r>
     </w:p>
     <w:p>
       <w:pPr>
-        <w:pStyle w:val="Heading1"/>
-        <w:keepNext/>
-        <w:spacing w:before="320" w:after="120"/>
+        <w:spacing w:line="312" w:lineRule="auto" w:after="80"/>
+        <w:ind w:firstLine="420"/>
       </w:pPr>
       <w:r>
         <w:rPr>
-          <w:b/>
-          <w:color w:val="1F4E79"/>
-          <w:sz w:val="32"/>
+          <w:rFonts w:ascii="Times New Roman" w:hAnsi="Times New Roman"/>
+          <w:b w:val="0"/>
+          <w:i w:val="0"/>
+          <w:color w:val="000000"/>
+          <w:sz w:val="21"/>
+          <w:rFonts w:ascii="Times New Roman" w:hAnsi="Times New Roman" w:eastAsia="SimSun"/>
         </w:rPr>
-        <w:t>二、基础实验1：观察目标文件、符号表与 ELF 结构</w:t>
+        <w:t>4. 掌握静态库的打包、按需链接机制以及共享库在运行时的显式动态加载（dlopen/dlsym）。</w:t>
       </w:r>
     </w:p>
     <w:p>
       <w:pPr>
-        <w:pStyle w:val="Heading2"/>
-        <w:keepNext/>
-        <w:spacing w:before="240" w:after="80"/>
+        <w:spacing w:line="312" w:lineRule="auto" w:after="80"/>
+        <w:ind w:firstLine="420"/>
       </w:pPr>
       <w:r>
         <w:rPr>
-          <w:b/>
-          <w:color w:val="2F5597"/>
-          <w:sz w:val="26"/>
+          <w:rFonts w:ascii="Times New Roman" w:hAnsi="Times New Roman"/>
+          <w:b w:val="0"/>
+          <w:i w:val="0"/>
+          <w:color w:val="000000"/>
+          <w:sz w:val="21"/>
+          <w:rFonts w:ascii="Times New Roman" w:hAnsi="Times New Roman" w:eastAsia="SimSun"/>
         </w:rPr>
-        <w:t>1. 实验代码准备</w:t>
+        <w:t>5. 依据 ELF 文件格式规范，编写程序实现静态库打包、符号索引生成与目标文件提取（选做）。</w:t>
       </w:r>
     </w:p>
     <w:p>
       <w:pPr>
-        <w:spacing w:line="300" w:lineRule="auto" w:after="80"/>
+        <w:keepNext/>
+        <w:spacing w:before="280" w:after="80"/>
       </w:pPr>
       <w:r>
         <w:rPr>
-          <w:color w:val="333333"/>
-          <w:sz w:val="21"/>
+          <w:rFonts w:ascii="Arial" w:hAnsi="Arial"/>
+          <w:b/>
+          <w:i w:val="0"/>
+          <w:color w:val="000000"/>
+          <w:sz w:val="28"/>
+          <w:rFonts w:ascii="Arial" w:hAnsi="Arial" w:eastAsia="SimHei"/>
         </w:rPr>
-        <w:t>按照教材图 7.1，编写两个 C 语言源文件 main.c 与 sum.c：</w:t>
+        <w:t>二、实验环境</w:t>
       </w:r>
     </w:p>
     <w:p>
       <w:pPr>
-        <w:spacing w:line="300" w:lineRule="auto" w:after="80"/>
+        <w:pStyle w:val="ListBullet"/>
+        <w:spacing w:line="300" w:lineRule="auto" w:after="60"/>
       </w:pPr>
       <w:r>
         <w:rPr>
-          <w:color w:val="333333"/>
+          <w:rFonts w:ascii="Arial" w:hAnsi="Arial"/>
+          <w:b/>
+          <w:i w:val="0"/>
+          <w:color w:val="000000"/>
           <w:sz w:val="21"/>
+          <w:rFonts w:ascii="Arial" w:hAnsi="Arial" w:eastAsia="SimHei"/>
         </w:rPr>
-        <w:t>• main.c：定义全局已初始化数组 array[2] = {1, 2}，在 main 函数中调用外部函数 sum(array, 2) 并返回求和结果。</w:t>
-        <w:br/>
-        <w:t>• sum.c：实现 sum 函数，遍历数组并累加元素求和。</w:t>
+        <w:t>操作系统：</w:t>
+      </w:r>
+      <w:r>
+        <w:rPr>
+          <w:rFonts w:ascii="Times New Roman" w:hAnsi="Times New Roman"/>
+          <w:b w:val="0"/>
+          <w:i w:val="0"/>
+          <w:color w:val="000000"/>
+          <w:sz w:val="21"/>
+          <w:rFonts w:ascii="Times New Roman" w:hAnsi="Times New Roman" w:eastAsia="SimSun"/>
+        </w:rPr>
+        <w:t>Ubuntu 24.04 LTS (x86_64 架构)</w:t>
+      </w:r>
+    </w:p>
+    <w:p>
+      <w:pPr>
+        <w:pStyle w:val="ListBullet"/>
+        <w:spacing w:line="300" w:lineRule="auto" w:after="60"/>
+      </w:pPr>
+      <w:r>
+        <w:rPr>
+          <w:rFonts w:ascii="Arial" w:hAnsi="Arial"/>
+          <w:b/>
+          <w:i w:val="0"/>
+          <w:color w:val="000000"/>
+          <w:sz w:val="21"/>
+          <w:rFonts w:ascii="Arial" w:hAnsi="Arial" w:eastAsia="SimHei"/>
+        </w:rPr>
+        <w:t>编译器：</w:t>
+      </w:r>
+      <w:r>
+        <w:rPr>
+          <w:rFonts w:ascii="Times New Roman" w:hAnsi="Times New Roman"/>
+          <w:b w:val="0"/>
+          <w:i w:val="0"/>
+          <w:color w:val="000000"/>
+          <w:sz w:val="21"/>
+          <w:rFonts w:ascii="Times New Roman" w:hAnsi="Times New Roman" w:eastAsia="SimSun"/>
+        </w:rPr>
+        <w:t>gcc 13.3.0（编译选项包括 -Og, -Wall, -c, -static, -shared, -fpic, -rdynamic, -no-pie）</w:t>
+      </w:r>
+    </w:p>
+    <w:p>
+      <w:pPr>
+        <w:pStyle w:val="ListBullet"/>
+        <w:spacing w:line="300" w:lineRule="auto" w:after="60"/>
+      </w:pPr>
+      <w:r>
+        <w:rPr>
+          <w:rFonts w:ascii="Arial" w:hAnsi="Arial"/>
+          <w:b/>
+          <w:i w:val="0"/>
+          <w:color w:val="000000"/>
+          <w:sz w:val="21"/>
+          <w:rFonts w:ascii="Arial" w:hAnsi="Arial" w:eastAsia="SimHei"/>
+        </w:rPr>
+        <w:t>二进制工具链：</w:t>
+      </w:r>
+      <w:r>
+        <w:rPr>
+          <w:rFonts w:ascii="Times New Roman" w:hAnsi="Times New Roman"/>
+          <w:b w:val="0"/>
+          <w:i w:val="0"/>
+          <w:color w:val="000000"/>
+          <w:sz w:val="21"/>
+          <w:rFonts w:ascii="Times New Roman" w:hAnsi="Times New Roman" w:eastAsia="SimSun"/>
+        </w:rPr>
+        <w:t>GNU Binutils（nm, readelf, objdump, ar）</w:t>
+      </w:r>
+    </w:p>
+    <w:p>
+      <w:pPr>
+        <w:pStyle w:val="ListBullet"/>
+        <w:spacing w:line="300" w:lineRule="auto" w:after="60"/>
+      </w:pPr>
+      <w:r>
+        <w:rPr>
+          <w:rFonts w:ascii="Arial" w:hAnsi="Arial"/>
+          <w:b/>
+          <w:i w:val="0"/>
+          <w:color w:val="000000"/>
+          <w:sz w:val="21"/>
+          <w:rFonts w:ascii="Arial" w:hAnsi="Arial" w:eastAsia="SimHei"/>
+        </w:rPr>
+        <w:t>运行环境：</w:t>
+      </w:r>
+      <w:r>
+        <w:rPr>
+          <w:rFonts w:ascii="Times New Roman" w:hAnsi="Times New Roman"/>
+          <w:b w:val="0"/>
+          <w:i w:val="0"/>
+          <w:color w:val="000000"/>
+          <w:sz w:val="21"/>
+          <w:rFonts w:ascii="Times New Roman" w:hAnsi="Times New Roman" w:eastAsia="SimSun"/>
+        </w:rPr>
+        <w:t>glibc 2.39, libdl</w:t>
+      </w:r>
+    </w:p>
+    <w:p>
+      <w:pPr>
+        <w:keepNext/>
+        <w:spacing w:before="280" w:after="80"/>
+      </w:pPr>
+      <w:r>
+        <w:rPr>
+          <w:rFonts w:ascii="Arial" w:hAnsi="Arial"/>
+          <w:b/>
+          <w:i w:val="0"/>
+          <w:color w:val="000000"/>
+          <w:sz w:val="28"/>
+          <w:rFonts w:ascii="Arial" w:hAnsi="Arial" w:eastAsia="SimHei"/>
+        </w:rPr>
+        <w:t>三、实验内容与结果分析</w:t>
+      </w:r>
+    </w:p>
+    <w:p>
+      <w:pPr>
+        <w:keepNext/>
+        <w:spacing w:before="200" w:after="60"/>
+      </w:pPr>
+      <w:r>
+        <w:rPr>
+          <w:rFonts w:ascii="Arial" w:hAnsi="Arial"/>
+          <w:b/>
+          <w:i w:val="0"/>
+          <w:color w:val="000000"/>
+          <w:sz w:val="24"/>
+          <w:rFonts w:ascii="Arial" w:hAnsi="Arial" w:eastAsia="SimHei"/>
+        </w:rPr>
+        <w:t>3.1 基础实验一：目标文件、符号表与 ELF 结构分析</w:t>
+      </w:r>
+    </w:p>
+    <w:p>
+      <w:pPr>
+        <w:spacing w:line="312" w:lineRule="auto" w:after="80"/>
+        <w:ind w:firstLine="420"/>
+      </w:pPr>
+      <w:r>
+        <w:rPr>
+          <w:rFonts w:ascii="Times New Roman" w:hAnsi="Times New Roman"/>
+          <w:b w:val="0"/>
+          <w:i w:val="0"/>
+          <w:color w:val="000000"/>
+          <w:sz w:val="21"/>
+          <w:rFonts w:ascii="Times New Roman" w:hAnsi="Times New Roman" w:eastAsia="SimSun"/>
+        </w:rPr>
+        <w:t>按照教材图 7.1 准备源代码 main.c 与 sum.c。main.c 中定义全局数组 array 并调用外部函数 sum 进行累加；sum.c 中实现具体的求和逻辑。</w:t>
       </w:r>
     </w:p>
     <w:p>
@@ -402,43 +722,36 @@
     </w:p>
     <w:p>
       <w:pPr>
-        <w:spacing w:before="0" w:after="160"/>
+        <w:spacing w:before="40" w:after="160"/>
         <w:jc w:val="center"/>
       </w:pPr>
       <w:r>
         <w:rPr>
-          <w:i/>
-          <w:color w:val="595959"/>
+          <w:rFonts w:ascii="Times New Roman" w:hAnsi="Times New Roman"/>
+          <w:b w:val="0"/>
+          <w:i w:val="0"/>
+          <w:color w:val="323232"/>
           <w:sz w:val="19"/>
+          <w:rFonts w:ascii="Times New Roman" w:hAnsi="Times New Roman" w:eastAsia="KaiTi"/>
         </w:rPr>
-        <w:t>图 1-1：main.c 与 sum.c 源代码展示</w:t>
+        <w:t>图 1-1 main.c 与 sum.c 源代码</w:t>
       </w:r>
     </w:p>
     <w:p>
       <w:pPr>
-        <w:pStyle w:val="Heading2"/>
-        <w:keepNext/>
-        <w:spacing w:before="240" w:after="80"/>
+        <w:spacing w:line="312" w:lineRule="auto" w:after="80"/>
+        <w:ind w:firstLine="420"/>
       </w:pPr>
       <w:r>
         <w:rPr>
-          <w:b/>
-          <w:color w:val="2F5597"/>
-          <w:sz w:val="26"/>
+          <w:rFonts w:ascii="Times New Roman" w:hAnsi="Times New Roman"/>
+          <w:b w:val="0"/>
+          <w:i w:val="0"/>
+          <w:color w:val="000000"/>
+          <w:sz w:val="21"/>
+          <w:rFonts w:ascii="Times New Roman" w:hAnsi="Times New Roman" w:eastAsia="SimSun"/>
         </w:rPr>
-        <w:t>2. 编译生成可重定位目标文件</w:t>
-      </w:r>
-    </w:p>
-    <w:p>
-      <w:pPr>
-        <w:spacing w:line="300" w:lineRule="auto" w:after="80"/>
-      </w:pPr>
-      <w:r>
-        <w:rPr>
-          <w:color w:val="333333"/>
-          <w:sz w:val="21"/>
-        </w:rPr>
-        <w:t>使用 gcc -Og -Wall -c main.c sum.c 分别编译生成可重定位目标文件 main.o 和 sum.o：</w:t>
+        <w:t>执行命令 gcc -Og -Wall -c main.c sum.c 分别编译生成可重定位目标文件 main.o 与 sum.o。</w:t>
       </w:r>
     </w:p>
     <w:p>
@@ -483,43 +796,53 @@
     </w:p>
     <w:p>
       <w:pPr>
-        <w:spacing w:before="0" w:after="160"/>
+        <w:spacing w:before="40" w:after="160"/>
         <w:jc w:val="center"/>
       </w:pPr>
       <w:r>
         <w:rPr>
-          <w:i/>
-          <w:color w:val="595959"/>
+          <w:rFonts w:ascii="Times New Roman" w:hAnsi="Times New Roman"/>
+          <w:b w:val="0"/>
+          <w:i w:val="0"/>
+          <w:color w:val="323232"/>
           <w:sz w:val="19"/>
+          <w:rFonts w:ascii="Times New Roman" w:hAnsi="Times New Roman" w:eastAsia="KaiTi"/>
         </w:rPr>
-        <w:t>图 1-2：编译生成 main.o 与 sum.o 目标文件</w:t>
+        <w:t>图 1-2 编译生成 main.o 与 sum.o 目标文件</w:t>
       </w:r>
     </w:p>
     <w:p>
       <w:pPr>
-        <w:pStyle w:val="Heading2"/>
         <w:keepNext/>
-        <w:spacing w:before="240" w:after="80"/>
+        <w:spacing w:before="120" w:after="40"/>
       </w:pPr>
       <w:r>
         <w:rPr>
+          <w:rFonts w:ascii="Arial" w:hAnsi="Arial"/>
           <w:b/>
-          <w:color w:val="2F5597"/>
-          <w:sz w:val="26"/>
+          <w:i w:val="0"/>
+          <w:color w:val="000000"/>
+          <w:sz w:val="21"/>
+          <w:rFonts w:ascii="Arial" w:hAnsi="Arial" w:eastAsia="SimHei"/>
         </w:rPr>
-        <w:t>3. nm 工具查看符号表与符号解析分析</w:t>
+        <w:t>1. nm 符号表分析</w:t>
       </w:r>
     </w:p>
     <w:p>
       <w:pPr>
-        <w:spacing w:line="300" w:lineRule="auto" w:after="80"/>
+        <w:spacing w:line="312" w:lineRule="auto" w:after="80"/>
+        <w:ind w:firstLine="420"/>
       </w:pPr>
       <w:r>
         <w:rPr>
-          <w:color w:val="333333"/>
+          <w:rFonts w:ascii="Times New Roman" w:hAnsi="Times New Roman"/>
+          <w:b w:val="0"/>
+          <w:i w:val="0"/>
+          <w:color w:val="000000"/>
           <w:sz w:val="21"/>
+          <w:rFonts w:ascii="Times New Roman" w:hAnsi="Times New Roman" w:eastAsia="SimSun"/>
         </w:rPr>
-        <w:t>执行 nm main.o sum.o 观察两个模块的符号表：</w:t>
+        <w:t>执行 nm main.o sum.o 查看两模块导出的符号及属性：</w:t>
       </w:r>
     </w:p>
     <w:p>
@@ -564,63 +887,138 @@
     </w:p>
     <w:p>
       <w:pPr>
-        <w:spacing w:before="0" w:after="160"/>
+        <w:spacing w:before="40" w:after="160"/>
         <w:jc w:val="center"/>
       </w:pPr>
       <w:r>
         <w:rPr>
-          <w:i/>
-          <w:color w:val="595959"/>
+          <w:rFonts w:ascii="Times New Roman" w:hAnsi="Times New Roman"/>
+          <w:b w:val="0"/>
+          <w:i w:val="0"/>
+          <w:color w:val="323232"/>
           <w:sz w:val="19"/>
+          <w:rFonts w:ascii="Times New Roman" w:hAnsi="Times New Roman" w:eastAsia="KaiTi"/>
         </w:rPr>
-        <w:t>图 1-3：nm 工具查看目标文件符号表</w:t>
+        <w:t>图 1-3 nm 工具查看符号表输出</w:t>
       </w:r>
     </w:p>
     <w:p>
       <w:pPr>
-        <w:spacing w:line="300" w:lineRule="auto" w:after="80"/>
+        <w:spacing w:line="312" w:lineRule="auto" w:after="80"/>
+        <w:ind w:firstLine="420"/>
       </w:pPr>
       <w:r>
         <w:rPr>
-          <w:color w:val="333333"/>
+          <w:rFonts w:ascii="Times New Roman" w:hAnsi="Times New Roman"/>
+          <w:b w:val="0"/>
+          <w:i w:val="0"/>
+          <w:color w:val="000000"/>
           <w:sz w:val="21"/>
+          <w:rFonts w:ascii="Times New Roman" w:hAnsi="Times New Roman" w:eastAsia="SimSun"/>
         </w:rPr>
-        <w:t>【符号表输出分析】：</w:t>
-        <w:br/>
-        <w:t>• main.o 中的 array：类型标识为 'D'，表示该符号是已初始化的全局数据变量（位于 .data 节），在 main.o 中被定义。</w:t>
-        <w:br/>
-        <w:t>• main.o 中的 main：类型标识为 'T'，表示全局函数代码符号（位于 .text 节），在 main.o 中被定义。</w:t>
-        <w:br/>
-        <w:t>• main.o 中的 sum：类型标识为 'U'，表示 Undefined（未定义外部符号）。main.c 仅声明了 sum 但未在此模块中定义，必须由链接器在后续链接阶段从其他模块（sum.o）中进行符号解析解析定位。</w:t>
-        <w:br/>
-        <w:t>• sum.o 中的 sum：类型标识为 'T'，表示全局函数代码符号，为外部模块提供了符号定义。</w:t>
+        <w:t>输出结果中符号类型含义如下：</w:t>
       </w:r>
     </w:p>
     <w:p>
       <w:pPr>
-        <w:pStyle w:val="Heading2"/>
-        <w:keepNext/>
-        <w:spacing w:before="240" w:after="80"/>
+        <w:pStyle w:val="ListBullet"/>
+        <w:spacing w:line="300" w:lineRule="auto" w:after="60"/>
       </w:pPr>
       <w:r>
         <w:rPr>
-          <w:b/>
-          <w:color w:val="2F5597"/>
-          <w:sz w:val="26"/>
+          <w:rFonts w:ascii="Times New Roman" w:hAnsi="Times New Roman"/>
+          <w:b w:val="0"/>
+          <w:i w:val="0"/>
+          <w:color w:val="000000"/>
+          <w:sz w:val="21"/>
+          <w:rFonts w:ascii="Times New Roman" w:hAnsi="Times New Roman" w:eastAsia="SimSun"/>
         </w:rPr>
-        <w:t>4. readelf -S 查看节头表（Section Headers）</w:t>
+        <w:t>main.o 中的 array 标记为 'D'，表示位于已初始化数据段（.data）的全局变量。</w:t>
       </w:r>
     </w:p>
     <w:p>
       <w:pPr>
-        <w:spacing w:line="300" w:lineRule="auto" w:after="80"/>
+        <w:pStyle w:val="ListBullet"/>
+        <w:spacing w:line="300" w:lineRule="auto" w:after="60"/>
       </w:pPr>
       <w:r>
         <w:rPr>
-          <w:color w:val="333333"/>
+          <w:rFonts w:ascii="Times New Roman" w:hAnsi="Times New Roman"/>
+          <w:b w:val="0"/>
+          <w:i w:val="0"/>
+          <w:color w:val="000000"/>
           <w:sz w:val="21"/>
+          <w:rFonts w:ascii="Times New Roman" w:hAnsi="Times New Roman" w:eastAsia="SimSun"/>
         </w:rPr>
-        <w:t>执行 readelf -S main.o 观察 ELF 节区结构与属性：</w:t>
+        <w:t>main.o 中的 main 标记为 'T'，表示位于代码段（.text）的全局函数。</w:t>
+      </w:r>
+    </w:p>
+    <w:p>
+      <w:pPr>
+        <w:pStyle w:val="ListBullet"/>
+        <w:spacing w:line="300" w:lineRule="auto" w:after="60"/>
+      </w:pPr>
+      <w:r>
+        <w:rPr>
+          <w:rFonts w:ascii="Times New Roman" w:hAnsi="Times New Roman"/>
+          <w:b w:val="0"/>
+          <w:i w:val="0"/>
+          <w:color w:val="000000"/>
+          <w:sz w:val="21"/>
+          <w:rFonts w:ascii="Times New Roman" w:hAnsi="Times New Roman" w:eastAsia="SimSun"/>
+        </w:rPr>
+        <w:t>main.o 中的 sum 标记为 'U'，表示 Undefined（未定义符号），main.c 仅声明了该函数，由链接器在后续链接阶段从其他模块中解析。</w:t>
+      </w:r>
+    </w:p>
+    <w:p>
+      <w:pPr>
+        <w:pStyle w:val="ListBullet"/>
+        <w:spacing w:line="300" w:lineRule="auto" w:after="60"/>
+      </w:pPr>
+      <w:r>
+        <w:rPr>
+          <w:rFonts w:ascii="Times New Roman" w:hAnsi="Times New Roman"/>
+          <w:b w:val="0"/>
+          <w:i w:val="0"/>
+          <w:color w:val="000000"/>
+          <w:sz w:val="21"/>
+          <w:rFonts w:ascii="Times New Roman" w:hAnsi="Times New Roman" w:eastAsia="SimSun"/>
+        </w:rPr>
+        <w:t>sum.o 中的 sum 标记为 'T'，为外部模块提供全局函数定义。</w:t>
+      </w:r>
+    </w:p>
+    <w:p>
+      <w:pPr>
+        <w:keepNext/>
+        <w:spacing w:before="120" w:after="40"/>
+      </w:pPr>
+      <w:r>
+        <w:rPr>
+          <w:rFonts w:ascii="Arial" w:hAnsi="Arial"/>
+          <w:b/>
+          <w:i w:val="0"/>
+          <w:color w:val="000000"/>
+          <w:sz w:val="21"/>
+          <w:rFonts w:ascii="Arial" w:hAnsi="Arial" w:eastAsia="SimHei"/>
+        </w:rPr>
+        <w:t>2. readelf -S 节头表分析</w:t>
+      </w:r>
+    </w:p>
+    <w:p>
+      <w:pPr>
+        <w:spacing w:line="312" w:lineRule="auto" w:after="80"/>
+        <w:ind w:firstLine="420"/>
+      </w:pPr>
+      <w:r>
+        <w:rPr>
+          <w:rFonts w:ascii="Times New Roman" w:hAnsi="Times New Roman"/>
+          <w:b w:val="0"/>
+          <w:i w:val="0"/>
+          <w:color w:val="000000"/>
+          <w:sz w:val="21"/>
+          <w:rFonts w:ascii="Times New Roman" w:hAnsi="Times New Roman" w:eastAsia="SimSun"/>
+        </w:rPr>
+        <w:t>执行 readelf -S main.o 观察 ELF 文件的节区分布：</w:t>
       </w:r>
     </w:p>
     <w:p>
@@ -665,67 +1063,155 @@
     </w:p>
     <w:p>
       <w:pPr>
-        <w:spacing w:before="0" w:after="160"/>
+        <w:spacing w:before="40" w:after="160"/>
         <w:jc w:val="center"/>
       </w:pPr>
       <w:r>
         <w:rPr>
-          <w:i/>
-          <w:color w:val="595959"/>
+          <w:rFonts w:ascii="Times New Roman" w:hAnsi="Times New Roman"/>
+          <w:b w:val="0"/>
+          <w:i w:val="0"/>
+          <w:color w:val="323232"/>
           <w:sz w:val="19"/>
+          <w:rFonts w:ascii="Times New Roman" w:hAnsi="Times New Roman" w:eastAsia="KaiTi"/>
         </w:rPr>
-        <w:t>图 1-4：readelf -S 查看 main.o 的节头表</w:t>
+        <w:t>图 1-4 readelf -S 查看 main.o 节头表</w:t>
       </w:r>
     </w:p>
     <w:p>
       <w:pPr>
-        <w:spacing w:line="300" w:lineRule="auto" w:after="80"/>
+        <w:spacing w:line="312" w:lineRule="auto" w:after="80"/>
+        <w:ind w:firstLine="420"/>
       </w:pPr>
       <w:r>
         <w:rPr>
-          <w:color w:val="333333"/>
+          <w:rFonts w:ascii="Times New Roman" w:hAnsi="Times New Roman"/>
+          <w:b w:val="0"/>
+          <w:i w:val="0"/>
+          <w:color w:val="000000"/>
           <w:sz w:val="21"/>
+          <w:rFonts w:ascii="Times New Roman" w:hAnsi="Times New Roman" w:eastAsia="SimSun"/>
         </w:rPr>
-        <w:t>【核心节区说明】：</w:t>
-        <w:br/>
-        <w:t>1. .text (PROGBITS, AX)：存放已编译的机器代码指令。Flags 为 AX (Allocated + Executable)，表示程序运行时需要分配内存且具有可执行权限。</w:t>
-        <w:br/>
-        <w:t>2. .data (PROGBITS, WA)：存放已初始化的全局变量（如 array[2]）。Flags 为 WA (Writable + Allocated)，具有读写与内存分配权限。</w:t>
-        <w:br/>
-        <w:t>3. .bss (NOBITS, WA)：存放未初始化的全局/静态变量。在目标文件中不占用实际磁盘空间（NOBITS），仅在运行时占内存。</w:t>
-        <w:br/>
-        <w:t>4. .symtab (SYMTAB)：符号表，记录程序中定义和引用的所有函数与全局变量信息。</w:t>
-        <w:br/>
-        <w:t>5. .strtab (STRTAB)：字符串表，存放符号名和节名对应的具体字符串文本。</w:t>
-        <w:br/>
-        <w:t>6. .rela.text (RELA, I)：包含 .text 节的重定位条目列表。链接器将各目标文件合并时，利用该节的信息修补代码中的外部引用。</w:t>
+        <w:t>各主要节区属性如下：</w:t>
       </w:r>
     </w:p>
     <w:p>
       <w:pPr>
-        <w:pStyle w:val="Heading2"/>
-        <w:keepNext/>
-        <w:spacing w:before="240" w:after="80"/>
+        <w:pStyle w:val="ListBullet"/>
+        <w:spacing w:line="300" w:lineRule="auto" w:after="60"/>
       </w:pPr>
       <w:r>
         <w:rPr>
-          <w:b/>
-          <w:color w:val="2F5597"/>
-          <w:sz w:val="26"/>
+          <w:rFonts w:ascii="Times New Roman" w:hAnsi="Times New Roman"/>
+          <w:b w:val="0"/>
+          <w:i w:val="0"/>
+          <w:color w:val="000000"/>
+          <w:sz w:val="21"/>
+          <w:rFonts w:ascii="Times New Roman" w:hAnsi="Times New Roman" w:eastAsia="SimSun"/>
         </w:rPr>
-        <w:t>5. objdump -d -r 反汇编与重定位条目解析</w:t>
+        <w:t>.text (PROGBITS, AX)：存放已编译机器指令，分配内存且具备可执行权限。</w:t>
       </w:r>
     </w:p>
     <w:p>
       <w:pPr>
-        <w:spacing w:line="300" w:lineRule="auto" w:after="80"/>
+        <w:pStyle w:val="ListBullet"/>
+        <w:spacing w:line="300" w:lineRule="auto" w:after="60"/>
       </w:pPr>
       <w:r>
         <w:rPr>
-          <w:color w:val="333333"/>
+          <w:rFonts w:ascii="Times New Roman" w:hAnsi="Times New Roman"/>
+          <w:b w:val="0"/>
+          <w:i w:val="0"/>
+          <w:color w:val="000000"/>
           <w:sz w:val="21"/>
+          <w:rFonts w:ascii="Times New Roman" w:hAnsi="Times New Roman" w:eastAsia="SimSun"/>
         </w:rPr>
-        <w:t>执行 objdump -d -r main.o 对 main.o 进行反汇编并同步显示关联的重定位条目：</w:t>
+        <w:t>.data (PROGBITS, WA)：存放已初始化的全局变量 array，分配内存且具备可写权限。</w:t>
+      </w:r>
+    </w:p>
+    <w:p>
+      <w:pPr>
+        <w:pStyle w:val="ListBullet"/>
+        <w:spacing w:line="300" w:lineRule="auto" w:after="60"/>
+      </w:pPr>
+      <w:r>
+        <w:rPr>
+          <w:rFonts w:ascii="Times New Roman" w:hAnsi="Times New Roman"/>
+          <w:b w:val="0"/>
+          <w:i w:val="0"/>
+          <w:color w:val="000000"/>
+          <w:sz w:val="21"/>
+          <w:rFonts w:ascii="Times New Roman" w:hAnsi="Times New Roman" w:eastAsia="SimSun"/>
+        </w:rPr>
+        <w:t>.bss (NOBITS, WA)：存放未初始化的全局变量，目标文件中不占用磁盘空间。</w:t>
+      </w:r>
+    </w:p>
+    <w:p>
+      <w:pPr>
+        <w:pStyle w:val="ListBullet"/>
+        <w:spacing w:line="300" w:lineRule="auto" w:after="60"/>
+      </w:pPr>
+      <w:r>
+        <w:rPr>
+          <w:rFonts w:ascii="Times New Roman" w:hAnsi="Times New Roman"/>
+          <w:b w:val="0"/>
+          <w:i w:val="0"/>
+          <w:color w:val="000000"/>
+          <w:sz w:val="21"/>
+          <w:rFonts w:ascii="Times New Roman" w:hAnsi="Times New Roman" w:eastAsia="SimSun"/>
+        </w:rPr>
+        <w:t>.symtab 与 .strtab：分别保存符号表条目与符号名称字符串池。</w:t>
+      </w:r>
+    </w:p>
+    <w:p>
+      <w:pPr>
+        <w:pStyle w:val="ListBullet"/>
+        <w:spacing w:line="300" w:lineRule="auto" w:after="60"/>
+      </w:pPr>
+      <w:r>
+        <w:rPr>
+          <w:rFonts w:ascii="Times New Roman" w:hAnsi="Times New Roman"/>
+          <w:b w:val="0"/>
+          <w:i w:val="0"/>
+          <w:color w:val="000000"/>
+          <w:sz w:val="21"/>
+          <w:rFonts w:ascii="Times New Roman" w:hAnsi="Times New Roman" w:eastAsia="SimSun"/>
+        </w:rPr>
+        <w:t>.rela.text (RELA)：保存代码节中外部引用的重定位条目，链接器合并代码节时依据此表修补指令操作数。</w:t>
+      </w:r>
+    </w:p>
+    <w:p>
+      <w:pPr>
+        <w:keepNext/>
+        <w:spacing w:before="120" w:after="40"/>
+      </w:pPr>
+      <w:r>
+        <w:rPr>
+          <w:rFonts w:ascii="Arial" w:hAnsi="Arial"/>
+          <w:b/>
+          <w:i w:val="0"/>
+          <w:color w:val="000000"/>
+          <w:sz w:val="21"/>
+          <w:rFonts w:ascii="Arial" w:hAnsi="Arial" w:eastAsia="SimHei"/>
+        </w:rPr>
+        <w:t>3. objdump -d -r 反汇编与重定位条目分析</w:t>
+      </w:r>
+    </w:p>
+    <w:p>
+      <w:pPr>
+        <w:spacing w:line="312" w:lineRule="auto" w:after="80"/>
+        <w:ind w:firstLine="420"/>
+      </w:pPr>
+      <w:r>
+        <w:rPr>
+          <w:rFonts w:ascii="Times New Roman" w:hAnsi="Times New Roman"/>
+          <w:b w:val="0"/>
+          <w:i w:val="0"/>
+          <w:color w:val="000000"/>
+          <w:sz w:val="21"/>
+          <w:rFonts w:ascii="Times New Roman" w:hAnsi="Times New Roman" w:eastAsia="SimSun"/>
+        </w:rPr>
+        <w:t>执行 objdump -d -r main.o 对 main.o 进行反汇编并显示重定位条目：</w:t>
       </w:r>
     </w:p>
     <w:p>
@@ -770,143 +1256,190 @@
     </w:p>
     <w:p>
       <w:pPr>
-        <w:spacing w:before="0" w:after="160"/>
+        <w:spacing w:before="40" w:after="160"/>
         <w:jc w:val="center"/>
       </w:pPr>
       <w:r>
         <w:rPr>
-          <w:i/>
-          <w:color w:val="595959"/>
+          <w:rFonts w:ascii="Times New Roman" w:hAnsi="Times New Roman"/>
+          <w:b w:val="0"/>
+          <w:i w:val="0"/>
+          <w:color w:val="323232"/>
           <w:sz w:val="19"/>
+          <w:rFonts w:ascii="Times New Roman" w:hAnsi="Times New Roman" w:eastAsia="KaiTi"/>
         </w:rPr>
-        <w:t>图 1-5：objdump -d -r 反汇编与重定位条目</w:t>
+        <w:t>图 1-5 objdump -d -r 反汇编与重定位条目</w:t>
       </w:r>
     </w:p>
     <w:p>
       <w:pPr>
-        <w:spacing w:line="300" w:lineRule="auto" w:after="80"/>
+        <w:spacing w:line="312" w:lineRule="auto" w:after="80"/>
+        <w:ind w:firstLine="420"/>
       </w:pPr>
       <w:r>
         <w:rPr>
-          <w:color w:val="333333"/>
+          <w:rFonts w:ascii="Times New Roman" w:hAnsi="Times New Roman"/>
+          <w:b w:val="0"/>
+          <w:i w:val="0"/>
+          <w:color w:val="000000"/>
           <w:sz w:val="21"/>
+          <w:rFonts w:ascii="Times New Roman" w:hAnsi="Times New Roman" w:eastAsia="SimSun"/>
         </w:rPr>
-        <w:t>【反汇编指令与重定位标记分析】：</w:t>
-        <w:br/>
-        <w:t>• 偏移 0xd 处的指令：lea 0x0(%rip), %rdi，机器码为 48 8d 3d 00 00 00 00。紧随其后的偏移 0x10 处标记了重定位条目 R_X86_64_PC32 array-0x4。因为编译时 array 的实际虚拟地址未知，编译器在此处暂时填入 00 00 00 00 占位，并指示链接器在链接时修补该 4 字节偏移。</w:t>
-        <w:br/>
-        <w:t>• 偏移 0x14 处的指令：call 19 &lt;main+0x19&gt;，机器码为 e8 00 00 00 00。紧随其后的偏移 0x15 处标记了重定位条目 R_X86_64_PLT32 sum-0x4。同样，sum 的目标跳转地址在编译时未知，编译器用 00 00 00 00 占位，留待链接器计算并填入正确的相对偏移量。</w:t>
+        <w:t>反汇编指令与重定位标记对应关系如下：</w:t>
       </w:r>
     </w:p>
     <w:p>
       <w:pPr>
-        <w:pStyle w:val="Heading1"/>
-        <w:keepNext/>
-        <w:spacing w:before="320" w:after="120"/>
+        <w:pStyle w:val="ListBullet"/>
+        <w:spacing w:line="300" w:lineRule="auto" w:after="60"/>
       </w:pPr>
       <w:r>
         <w:rPr>
-          <w:b/>
-          <w:color w:val="1F4E79"/>
-          <w:sz w:val="32"/>
+          <w:rFonts w:ascii="Times New Roman" w:hAnsi="Times New Roman"/>
+          <w:b w:val="0"/>
+          <w:i w:val="0"/>
+          <w:color w:val="000000"/>
+          <w:sz w:val="21"/>
+          <w:rFonts w:ascii="Times New Roman" w:hAnsi="Times New Roman" w:eastAsia="SimSun"/>
         </w:rPr>
-        <w:t>三、基础实验2：重定位算法推导与验证</w:t>
+        <w:t>偏移 0xd 处的指令为 lea 0x0(%rip), %rdi，操作数为 00 00 00 00。紧随其后的偏移 0x10 处标记了 R_X86_64_PC32 array-0x4 重定位条目。编译器在编译期填入 0 作为占位符，由链接器填入运行时相对偏移。</w:t>
       </w:r>
     </w:p>
     <w:p>
       <w:pPr>
-        <w:pStyle w:val="Heading2"/>
-        <w:keepNext/>
-        <w:spacing w:before="240" w:after="80"/>
+        <w:pStyle w:val="ListBullet"/>
+        <w:spacing w:line="300" w:lineRule="auto" w:after="60"/>
       </w:pPr>
       <w:r>
         <w:rPr>
-          <w:b/>
-          <w:color w:val="2F5597"/>
-          <w:sz w:val="26"/>
+          <w:rFonts w:ascii="Times New Roman" w:hAnsi="Times New Roman"/>
+          <w:b w:val="0"/>
+          <w:i w:val="0"/>
+          <w:color w:val="000000"/>
+          <w:sz w:val="21"/>
+          <w:rFonts w:ascii="Times New Roman" w:hAnsi="Times New Roman" w:eastAsia="SimSun"/>
         </w:rPr>
-        <w:t>1. 重定位算法原理（教材图 7.10）</w:t>
+        <w:t>偏移 0x14 处的指令为 call 19 &lt;main+0x19&gt;，操作数为 00 00 00 00。紧随其后的偏移 0x15 处标记了 R_X86_64_PLT32 sum-0x4 重定位条目。函数跳转地址留待链接器计算并填入相对位移。</w:t>
       </w:r>
     </w:p>
     <w:p>
       <w:pPr>
-        <w:spacing w:line="300" w:lineRule="auto" w:after="80"/>
+        <w:keepNext/>
+        <w:spacing w:before="200" w:after="60"/>
       </w:pPr>
       <w:r>
         <w:rPr>
-          <w:color w:val="333333"/>
-          <w:sz w:val="21"/>
+          <w:rFonts w:ascii="Arial" w:hAnsi="Arial"/>
+          <w:b/>
+          <w:i w:val="0"/>
+          <w:color w:val="000000"/>
+          <w:sz w:val="24"/>
+          <w:rFonts w:ascii="Arial" w:hAnsi="Arial" w:eastAsia="SimHei"/>
         </w:rPr>
-        <w:t>链接器在符号解析完成后执行重定位（Relocation）：首先将所有输入目标文件中的同类型节合并为一个大节，并为每个节和符号分配运行时虚拟地址；随后依据重定位条目修改代码节和数据节中所有对符号的引用。</w:t>
+        <w:t>3.2 基础实验二：重定位算法推导与验证</w:t>
       </w:r>
     </w:p>
     <w:p>
       <w:pPr>
-        <w:spacing w:line="300" w:lineRule="auto" w:after="80"/>
+        <w:keepNext/>
+        <w:spacing w:before="120" w:after="40"/>
       </w:pPr>
       <w:r>
         <w:rPr>
-          <w:color w:val="333333"/>
+          <w:rFonts w:ascii="Arial" w:hAnsi="Arial"/>
+          <w:b/>
+          <w:i w:val="0"/>
+          <w:color w:val="000000"/>
           <w:sz w:val="21"/>
+          <w:rFonts w:ascii="Arial" w:hAnsi="Arial" w:eastAsia="SimHei"/>
         </w:rPr>
-        <w:t>ELF 64 位标准重定位条目结构为 Elf64_Rela，包含：</w:t>
-        <w:br/>
-        <w:t>• r.offset：需要被修改的引用在当前节中的字节偏移量。</w:t>
-        <w:br/>
-        <w:t>• r.symbol：被引用的符号。</w:t>
-        <w:br/>
-        <w:t>• r.type：重定位类型（如 PC 相对寻址 R_X86_64_PC32 或绝对寻址 R_X86_64_32）。</w:t>
-        <w:br/>
-        <w:t>• r.addend：符号偏移调整量（加数）。</w:t>
+        <w:t>1. 重定位算法原理</w:t>
       </w:r>
     </w:p>
     <w:p>
       <w:pPr>
-        <w:spacing w:line="300" w:lineRule="auto" w:after="80"/>
+        <w:spacing w:line="312" w:lineRule="auto" w:after="80"/>
+        <w:ind w:firstLine="420"/>
       </w:pPr>
       <w:r>
         <w:rPr>
-          <w:color w:val="333333"/>
+          <w:rFonts w:ascii="Times New Roman" w:hAnsi="Times New Roman"/>
+          <w:b w:val="0"/>
+          <w:i w:val="0"/>
+          <w:color w:val="000000"/>
           <w:sz w:val="21"/>
+          <w:rFonts w:ascii="Times New Roman" w:hAnsi="Times New Roman" w:eastAsia="SimSun"/>
         </w:rPr>
-        <w:t>根据 CS:APP 图 7.10，重定位计算算法如下：</w:t>
-        <w:br/>
-        <w:t>1. 计算引用的运行时虚拟地址：refaddr = ADDR(s) + r.offset；</w:t>
-        <w:br/>
-        <w:t>2. 若重定位类型为 PC 相对引用（R_X86_64_PC32 / R_X86_64_PLT32）：</w:t>
-        <w:br/>
-        <w:t xml:space="preserve">   *refptr = (unsigned) (ADDR(r.symbol) + r.addend - refaddr)；</w:t>
-        <w:br/>
-        <w:t>3. 若重定位类型为绝对引用（R_X86_64_32）：</w:t>
-        <w:br/>
-        <w:t xml:space="preserve">   *refptr = (unsigned) (ADDR(r.symbol) + r.addend)。</w:t>
+        <w:t>链接器完成符号解析后，将所有输入模块的同名节合并为连续节区，并为每个符号分配运行时虚拟地址。随后依据 Elf64_Rela 结构中的 offset、symbol、type 与 addend 修补代码与数据中的引用。</w:t>
       </w:r>
     </w:p>
     <w:p>
       <w:pPr>
-        <w:pStyle w:val="Heading2"/>
-        <w:keepNext/>
-        <w:spacing w:before="240" w:after="80"/>
+        <w:spacing w:line="312" w:lineRule="auto" w:after="80"/>
+        <w:ind w:firstLine="420"/>
       </w:pPr>
       <w:r>
         <w:rPr>
-          <w:b/>
-          <w:color w:val="2F5597"/>
-          <w:sz w:val="26"/>
+          <w:rFonts w:ascii="Times New Roman" w:hAnsi="Times New Roman"/>
+          <w:b w:val="0"/>
+          <w:i w:val="0"/>
+          <w:color w:val="000000"/>
+          <w:sz w:val="21"/>
+          <w:rFonts w:ascii="Times New Roman" w:hAnsi="Times New Roman" w:eastAsia="SimSun"/>
         </w:rPr>
-        <w:t>2. 提取重定位条目与符号地址</w:t>
+        <w:t>教材图 7.10 规定的 PC 相对重定位算法为：</w:t>
       </w:r>
     </w:p>
     <w:p>
       <w:pPr>
-        <w:spacing w:line="300" w:lineRule="auto" w:after="80"/>
+        <w:spacing w:line="312" w:lineRule="auto" w:after="80"/>
       </w:pPr>
       <w:r>
         <w:rPr>
-          <w:color w:val="333333"/>
+          <w:rFonts w:ascii="Times New Roman" w:hAnsi="Times New Roman"/>
+          <w:b w:val="0"/>
+          <w:i w:val="0"/>
+          <w:color w:val="000000"/>
           <w:sz w:val="21"/>
+          <w:rFonts w:ascii="Times New Roman" w:hAnsi="Times New Roman" w:eastAsia="SimSun"/>
         </w:rPr>
-        <w:t>使用 readelf -r main.o 和 objdump -dx main.o 提取重定位条目信息：</w:t>
+        <w:t>refaddr = ADDR(s) + r.offset; （引用的运行时虚拟地址）</w:t>
+        <w:br/>
+        <w:t>*refptr = (unsigned) (ADDR(r.symbol) + r.addend - refaddr);</w:t>
+      </w:r>
+    </w:p>
+    <w:p>
+      <w:pPr>
+        <w:keepNext/>
+        <w:spacing w:before="120" w:after="40"/>
+      </w:pPr>
+      <w:r>
+        <w:rPr>
+          <w:rFonts w:ascii="Arial" w:hAnsi="Arial"/>
+          <w:b/>
+          <w:i w:val="0"/>
+          <w:color w:val="000000"/>
+          <w:sz w:val="21"/>
+          <w:rFonts w:ascii="Arial" w:hAnsi="Arial" w:eastAsia="SimHei"/>
+        </w:rPr>
+        <w:t>2. 重定位条目提取与可执行文件生成</w:t>
+      </w:r>
+    </w:p>
+    <w:p>
+      <w:pPr>
+        <w:spacing w:line="312" w:lineRule="auto" w:after="80"/>
+        <w:ind w:firstLine="420"/>
+      </w:pPr>
+      <w:r>
+        <w:rPr>
+          <w:rFonts w:ascii="Times New Roman" w:hAnsi="Times New Roman"/>
+          <w:b w:val="0"/>
+          <w:i w:val="0"/>
+          <w:color w:val="000000"/>
+          <w:sz w:val="21"/>
+          <w:rFonts w:ascii="Times New Roman" w:hAnsi="Times New Roman" w:eastAsia="SimSun"/>
+        </w:rPr>
+        <w:t>执行 readelf -r main.o 与 objdump -dx main.o 提取重定位条目：</w:t>
       </w:r>
     </w:p>
     <w:p>
@@ -951,59 +1484,36 @@
     </w:p>
     <w:p>
       <w:pPr>
-        <w:spacing w:before="0" w:after="160"/>
+        <w:spacing w:before="40" w:after="160"/>
         <w:jc w:val="center"/>
       </w:pPr>
       <w:r>
         <w:rPr>
-          <w:i/>
-          <w:color w:val="595959"/>
+          <w:rFonts w:ascii="Times New Roman" w:hAnsi="Times New Roman"/>
+          <w:b w:val="0"/>
+          <w:i w:val="0"/>
+          <w:color w:val="323232"/>
           <w:sz w:val="19"/>
+          <w:rFonts w:ascii="Times New Roman" w:hAnsi="Times New Roman" w:eastAsia="KaiTi"/>
         </w:rPr>
-        <w:t>图 2-1：提取 main.o 的重定位条目详细信息</w:t>
+        <w:t>图 2-1 提取重定位条目与节详细信息</w:t>
       </w:r>
     </w:p>
     <w:p>
       <w:pPr>
-        <w:spacing w:line="300" w:lineRule="auto" w:after="80"/>
+        <w:spacing w:line="312" w:lineRule="auto" w:after="80"/>
+        <w:ind w:firstLine="420"/>
       </w:pPr>
       <w:r>
         <w:rPr>
-          <w:color w:val="333333"/>
+          <w:rFonts w:ascii="Times New Roman" w:hAnsi="Times New Roman"/>
+          <w:b w:val="0"/>
+          <w:i w:val="0"/>
+          <w:color w:val="000000"/>
           <w:sz w:val="21"/>
+          <w:rFonts w:ascii="Times New Roman" w:hAnsi="Times New Roman" w:eastAsia="SimSun"/>
         </w:rPr>
-        <w:t>重定位条目明细：</w:t>
-        <w:br/>
-        <w:t>• 条目 1 (array)：offset = 0x10, type = R_X86_64_PC32, symbol = array, addend = -4 (-0x4)。</w:t>
-        <w:br/>
-        <w:t>• 条目 2 (sum)：offset = 0x15, type = R_X86_64_PLT32, symbol = sum, addend = -4 (-0x4)。</w:t>
-      </w:r>
-    </w:p>
-    <w:p>
-      <w:pPr>
-        <w:pStyle w:val="Heading2"/>
-        <w:keepNext/>
-        <w:spacing w:before="240" w:after="80"/>
-      </w:pPr>
-      <w:r>
-        <w:rPr>
-          <w:b/>
-          <w:color w:val="2F5597"/>
-          <w:sz w:val="26"/>
-        </w:rPr>
-        <w:t>3. 编译生成可执行文件与符号地址确认</w:t>
-      </w:r>
-    </w:p>
-    <w:p>
-      <w:pPr>
-        <w:spacing w:line="300" w:lineRule="auto" w:after="80"/>
-      </w:pPr>
-      <w:r>
-        <w:rPr>
-          <w:color w:val="333333"/>
-          <w:sz w:val="21"/>
-        </w:rPr>
-        <w:t>编译生成可执行文件 prog（默认 PIE）以及 prog_nopie（指定 -no-pie）：</w:t>
+        <w:t>执行 gcc -Og -Wall -o prog main.c sum.c 编译生成可执行文件 prog，同时使用 -no-pie 选项生成对比程序 prog_nopie。运行两个程序，退出状态码均为 3，验证了执行正确性。</w:t>
       </w:r>
     </w:p>
     <w:p>
@@ -1048,28 +1558,36 @@
     </w:p>
     <w:p>
       <w:pPr>
-        <w:spacing w:before="0" w:after="160"/>
+        <w:spacing w:before="40" w:after="160"/>
         <w:jc w:val="center"/>
       </w:pPr>
       <w:r>
         <w:rPr>
-          <w:i/>
-          <w:color w:val="595959"/>
+          <w:rFonts w:ascii="Times New Roman" w:hAnsi="Times New Roman"/>
+          <w:b w:val="0"/>
+          <w:i w:val="0"/>
+          <w:color w:val="323232"/>
           <w:sz w:val="19"/>
+          <w:rFonts w:ascii="Times New Roman" w:hAnsi="Times New Roman" w:eastAsia="KaiTi"/>
         </w:rPr>
-        <w:t>图 2-2：编译生成可执行文件并验证运行结果（返回状态码 3）</w:t>
+        <w:t>图 2-2 编译生成可执行文件并验证运行结果</w:t>
       </w:r>
     </w:p>
     <w:p>
       <w:pPr>
-        <w:spacing w:line="300" w:lineRule="auto" w:after="80"/>
+        <w:spacing w:line="312" w:lineRule="auto" w:after="80"/>
+        <w:ind w:firstLine="420"/>
       </w:pPr>
       <w:r>
         <w:rPr>
-          <w:color w:val="333333"/>
+          <w:rFonts w:ascii="Times New Roman" w:hAnsi="Times New Roman"/>
+          <w:b w:val="0"/>
+          <w:i w:val="0"/>
+          <w:color w:val="000000"/>
           <w:sz w:val="21"/>
+          <w:rFonts w:ascii="Times New Roman" w:hAnsi="Times New Roman" w:eastAsia="SimSun"/>
         </w:rPr>
-        <w:t>通过 objdump -d 反汇编观察链接器合并节区并完成重定位修补后的可执行文件：</w:t>
+        <w:t>使用 objdump -d 反汇编观察链接器修补后的可执行文件指令：</w:t>
       </w:r>
     </w:p>
     <w:p>
@@ -1114,101 +1632,130 @@
     </w:p>
     <w:p>
       <w:pPr>
-        <w:spacing w:before="0" w:after="160"/>
+        <w:spacing w:before="40" w:after="160"/>
         <w:jc w:val="center"/>
       </w:pPr>
       <w:r>
         <w:rPr>
-          <w:i/>
-          <w:color w:val="595959"/>
+          <w:rFonts w:ascii="Times New Roman" w:hAnsi="Times New Roman"/>
+          <w:b w:val="0"/>
+          <w:i w:val="0"/>
+          <w:color w:val="323232"/>
           <w:sz w:val="19"/>
+          <w:rFonts w:ascii="Times New Roman" w:hAnsi="Times New Roman" w:eastAsia="KaiTi"/>
         </w:rPr>
-        <w:t>图 2-3：可执行文件 main 函数反汇编对比</w:t>
+        <w:t>图 2-3 可执行文件反汇编指令比对</w:t>
       </w:r>
     </w:p>
     <w:p>
       <w:pPr>
-        <w:pStyle w:val="Heading2"/>
         <w:keepNext/>
-        <w:spacing w:before="240" w:after="80"/>
+        <w:spacing w:before="120" w:after="40"/>
       </w:pPr>
       <w:r>
         <w:rPr>
+          <w:rFonts w:ascii="Arial" w:hAnsi="Arial"/>
           <w:b/>
-          <w:color w:val="2F5597"/>
-          <w:sz w:val="26"/>
+          <w:i w:val="0"/>
+          <w:color w:val="000000"/>
+          <w:sz w:val="21"/>
+          <w:rFonts w:ascii="Arial" w:hAnsi="Arial" w:eastAsia="SimHei"/>
         </w:rPr>
-        <w:t>4. 手动重定位计算推导与精确验算</w:t>
+        <w:t>3. 手工计算推导过程</w:t>
       </w:r>
     </w:p>
     <w:p>
       <w:pPr>
-        <w:spacing w:line="300" w:lineRule="auto" w:after="80"/>
+        <w:spacing w:line="312" w:lineRule="auto" w:after="80"/>
+        <w:ind w:firstLine="420"/>
       </w:pPr>
       <w:r>
         <w:rPr>
-          <w:color w:val="333333"/>
+          <w:rFonts w:ascii="Times New Roman" w:hAnsi="Times New Roman"/>
+          <w:b w:val="0"/>
+          <w:i w:val="0"/>
+          <w:color w:val="000000"/>
           <w:sz w:val="21"/>
+          <w:rFonts w:ascii="Times New Roman" w:hAnsi="Times New Roman" w:eastAsia="SimSun"/>
         </w:rPr>
-        <w:t>【推导验证 1：PIE 模式可执行文件 prog】</w:t>
+        <w:t>以可执行文件 prog（PIE 模式）为例，链接器分配的运行时地址为：</w:t>
         <w:br/>
-        <w:t>在 prog 中，符号分配的运行时虚拟基地址为：</w:t>
-        <w:br/>
-        <w:t>• ADDR(main) = 0x1129</w:t>
-        <w:br/>
-        <w:t>• ADDR(sum)  = 0x1150</w:t>
-        <w:br/>
-        <w:t>• ADDR(array) = 0x4010</w:t>
-        <w:br/>
-        <w:br/>
-        <w:t>(1) 对 array 符号的 PC 相对重定位：</w:t>
-        <w:br/>
-        <w:t>• 引用在 main 中的偏移为 0x10，因此 refaddr = ADDR(main) + 0x10 = 0x1129 + 0x10 = 0x1139；</w:t>
-        <w:br/>
-        <w:t>• r.addend = -4；</w:t>
-        <w:br/>
-        <w:t>• 代入公式：*refptr = ADDR(array) + r.addend - refaddr = 0x4010 + (-4) - 0x1139 = 0x400C - 0x1139 = 0x2ED3；</w:t>
-        <w:br/>
-        <w:t>• 反汇编指令为：1136: 48 8d 3d d3 2e 00 00 (lea 0x2ed3(%rip), %rdi)。机器码偏移字段为 d3 2e 00 00（小端序 0x00002ed3），与手动推导完全一致！</w:t>
-        <w:br/>
-        <w:t>• 寻址验证：下一条指令地址 (0x113d) + 0x2ed3 = 0x4010 = ADDR(array)，精准命中 array！</w:t>
-        <w:br/>
-        <w:br/>
-        <w:t>(2) 对 sum 符号的 PC 相对重定位：</w:t>
-        <w:br/>
-        <w:t>• 引用在 main 中的偏移为 0x15，因此 refaddr = ADDR(main) + 0x15 = 0x1129 + 0x15 = 0x113E；</w:t>
-        <w:br/>
-        <w:t>• r.addend = -4；</w:t>
-        <w:br/>
-        <w:t>• 代入公式：*refptr = ADDR(sum) + r.addend - refaddr = 0x1150 + (-4) - 0x113E = 0x114C - 0x113E = 0x0E；</w:t>
-        <w:br/>
-        <w:t>• 反汇编指令为：113d: e8 0e 00 00 00 (call 1150 &lt;sum&gt;)。机器码偏移字段为 0e 00 00 00（小端序 0x0e），与手动推导完全一致！</w:t>
-        <w:br/>
-        <w:t>• 寻址验证：call 指令下一条指令地址 (0x1142) + 0x0e = 0x1150 = ADDR(sum)，精准跳转至 sum 入口！</w:t>
+        <w:t>ADDR(main) = 0x1129，ADDR(sum) = 0x1150，ADDR(array) = 0x4010。</w:t>
       </w:r>
     </w:p>
     <w:p>
       <w:pPr>
-        <w:spacing w:line="300" w:lineRule="auto" w:after="80"/>
+        <w:spacing w:line="312" w:lineRule="auto" w:after="80"/>
+        <w:ind w:firstLine="420"/>
       </w:pPr>
       <w:r>
         <w:rPr>
-          <w:color w:val="333333"/>
+          <w:rFonts w:ascii="Times New Roman" w:hAnsi="Times New Roman"/>
+          <w:b w:val="0"/>
+          <w:i w:val="0"/>
+          <w:color w:val="000000"/>
           <w:sz w:val="21"/>
+          <w:rFonts w:ascii="Times New Roman" w:hAnsi="Times New Roman" w:eastAsia="SimSun"/>
         </w:rPr>
-        <w:t>【推导验证 2：非 PIE 模式可执行文件 prog_nopie】</w:t>
+        <w:t>(1) array 符号的重定位推导：</w:t>
         <w:br/>
-        <w:t>在 prog_nopie 中，符号基地址分配为经典静态地址空间：</w:t>
+        <w:t>r.offset 为 0x10，对应 refaddr = 0x1129 + 0x10 = 0x1139。</w:t>
         <w:br/>
-        <w:t>• ADDR(main) = 0x401106, ADDR(sum) = 0x401130, ADDR(array) = 0x404010。</w:t>
+        <w:t>r.addend 为 -4。</w:t>
         <w:br/>
-        <w:t>• array 处 refaddr = 0x401106 + 0x10 = 0x401116。计算值 = 0x404010 - 4 - 0x401116 = 0x2EF6。</w:t>
+        <w:t>代入公式计算修补值：</w:t>
         <w:br/>
-        <w:t xml:space="preserve">  指令机器码：48 8d 3d f6 2e 00 00，完全一致！</w:t>
+        <w:t>*refptr = ADDR(array) + r.addend - refaddr = 0x4010 + (-4) - 0x1139 = 0x400c - 0x1139 = 0x2ed3。</w:t>
         <w:br/>
-        <w:t>• sum 处 refaddr = 0x401106 + 0x15 = 0x40111B。计算值 = 0x401130 - 4 - 0x40111B = 0x11。</w:t>
+        <w:t>对应反汇编指令：1136: 48 8d 3d d3 2e 00 00 (lea 0x2ed3(%rip), %rdi)。指令操作数字节为 d3 2e 00 00（小端序 0x00002ed3），与推导结果完全吻合。</w:t>
         <w:br/>
-        <w:t xml:space="preserve">  指令机器码：e8 11 00 00 00，完全一致！</w:t>
+        <w:t>CPU 执行该指令时，RIP 指向下一条指令地址 0x113d，有效地址 = 0x113d + 0x2ed3 = 0x4010，准确命中 array。</w:t>
+      </w:r>
+    </w:p>
+    <w:p>
+      <w:pPr>
+        <w:spacing w:line="312" w:lineRule="auto" w:after="80"/>
+        <w:ind w:firstLine="420"/>
+      </w:pPr>
+      <w:r>
+        <w:rPr>
+          <w:rFonts w:ascii="Times New Roman" w:hAnsi="Times New Roman"/>
+          <w:b w:val="0"/>
+          <w:i w:val="0"/>
+          <w:color w:val="000000"/>
+          <w:sz w:val="21"/>
+          <w:rFonts w:ascii="Times New Roman" w:hAnsi="Times New Roman" w:eastAsia="SimSun"/>
+        </w:rPr>
+        <w:t>(2) sum 符号的重定位推导：</w:t>
+        <w:br/>
+        <w:t>r.offset 为 0x15，对应 refaddr = 0x1129 + 0x15 = 0x113e。</w:t>
+        <w:br/>
+        <w:t>r.addend 为 -4。</w:t>
+        <w:br/>
+        <w:t>代入公式计算修补值：</w:t>
+        <w:br/>
+        <w:t>*refptr = ADDR(sum) + r.addend - refaddr = 0x1150 + (-4) - 0x113e = 0x114c - 0x113e = 0x0e。</w:t>
+        <w:br/>
+        <w:t>对应反汇编指令：113d: e8 0e 00 00 00 (call 1150 &lt;sum&gt;)。操作数字节为 0e 00 00 00，与推导结果一致。</w:t>
+        <w:br/>
+        <w:t>CPU 执行 call 指令时，下一条指令地址为 0x1142，目标跳转地址 = 0x1142 + 0x0e = 0x1150，准确进入 sum 函数入口。</w:t>
+      </w:r>
+    </w:p>
+    <w:p>
+      <w:pPr>
+        <w:spacing w:line="312" w:lineRule="auto" w:after="80"/>
+        <w:ind w:firstLine="420"/>
+      </w:pPr>
+      <w:r>
+        <w:rPr>
+          <w:rFonts w:ascii="Times New Roman" w:hAnsi="Times New Roman"/>
+          <w:b w:val="0"/>
+          <w:i w:val="0"/>
+          <w:color w:val="000000"/>
+          <w:sz w:val="21"/>
+          <w:rFonts w:ascii="Times New Roman" w:hAnsi="Times New Roman" w:eastAsia="SimSun"/>
+        </w:rPr>
+        <w:t>编写验证脚本 calc.py 执行自动化验算，全部推导用例均输出 PASS。</w:t>
       </w:r>
     </w:p>
     <w:p>
@@ -1253,76 +1800,70 @@
     </w:p>
     <w:p>
       <w:pPr>
-        <w:spacing w:before="0" w:after="160"/>
+        <w:spacing w:before="40" w:after="160"/>
         <w:jc w:val="center"/>
       </w:pPr>
       <w:r>
         <w:rPr>
-          <w:i/>
-          <w:color w:val="595959"/>
+          <w:rFonts w:ascii="Times New Roman" w:hAnsi="Times New Roman"/>
+          <w:b w:val="0"/>
+          <w:i w:val="0"/>
+          <w:color w:val="323232"/>
           <w:sz w:val="19"/>
+          <w:rFonts w:ascii="Times New Roman" w:hAnsi="Times New Roman" w:eastAsia="KaiTi"/>
         </w:rPr>
-        <w:t>图 2-4：编写自动化验算脚本 calc.py 执行重定位数学推导全通过</w:t>
+        <w:t>图 2-4 calc.py 自动化重定位验算通过</w:t>
       </w:r>
     </w:p>
     <w:p>
       <w:pPr>
-        <w:pStyle w:val="Heading1"/>
         <w:keepNext/>
-        <w:spacing w:before="320" w:after="120"/>
+        <w:spacing w:before="200" w:after="60"/>
       </w:pPr>
       <w:r>
         <w:rPr>
+          <w:rFonts w:ascii="Arial" w:hAnsi="Arial"/>
           <w:b/>
-          <w:color w:val="1F4E79"/>
-          <w:sz w:val="32"/>
+          <w:i w:val="0"/>
+          <w:color w:val="000000"/>
+          <w:sz w:val="24"/>
+          <w:rFonts w:ascii="Arial" w:hAnsi="Arial" w:eastAsia="SimHei"/>
         </w:rPr>
-        <w:t>四、基础实验3：静态链接与动态链接</w:t>
+        <w:t>3.3 基础实验三：静态链接与动态链接机制</w:t>
       </w:r>
     </w:p>
     <w:p>
       <w:pPr>
-        <w:pStyle w:val="Heading2"/>
         <w:keepNext/>
-        <w:spacing w:before="240" w:after="80"/>
+        <w:spacing w:before="120" w:after="40"/>
       </w:pPr>
       <w:r>
         <w:rPr>
+          <w:rFonts w:ascii="Arial" w:hAnsi="Arial"/>
           <w:b/>
-          <w:color w:val="2F5597"/>
-          <w:sz w:val="26"/>
+          <w:i w:val="0"/>
+          <w:color w:val="000000"/>
+          <w:sz w:val="21"/>
+          <w:rFonts w:ascii="Arial" w:hAnsi="Arial" w:eastAsia="SimHei"/>
         </w:rPr>
-        <w:t>1. 静态库实验（教材图 7.6 ~ 7.8）</w:t>
+        <w:t>1. 静态库实验</w:t>
       </w:r>
     </w:p>
     <w:p>
       <w:pPr>
-        <w:spacing w:line="300" w:lineRule="auto" w:after="80"/>
+        <w:spacing w:line="312" w:lineRule="auto" w:after="80"/>
+        <w:ind w:firstLine="420"/>
       </w:pPr>
       <w:r>
         <w:rPr>
-          <w:color w:val="333333"/>
+          <w:rFonts w:ascii="Times New Roman" w:hAnsi="Times New Roman"/>
+          <w:b w:val="0"/>
+          <w:i w:val="0"/>
+          <w:color w:val="000000"/>
           <w:sz w:val="21"/>
+          <w:rFonts w:ascii="Times New Roman" w:hAnsi="Times New Roman" w:eastAsia="SimSun"/>
         </w:rPr>
-        <w:t>静态库（Archive 文件，以 .a 为后缀）是将多个可重定位目标文件打包在一起的集合。链接时，链接器仅复制被应用程序引用的目标模块，极大节约了可执行文件的空间。</w:t>
-      </w:r>
-    </w:p>
-    <w:p>
-      <w:pPr>
-        <w:spacing w:line="300" w:lineRule="auto" w:after="80"/>
-      </w:pPr>
-      <w:r>
-        <w:rPr>
-          <w:color w:val="333333"/>
-          <w:sz w:val="21"/>
-        </w:rPr>
-        <w:t>实验步骤：</w:t>
-        <w:br/>
-        <w:t>1. 编写向量加法 addvec.c、向量乘法 multvec.c 以及接口头文件 vector.h；</w:t>
-        <w:br/>
-        <w:t>2. 编译目标文件并使用 ar 工具打包：ar rcs libvector.a addvec.o multvec.o；</w:t>
-        <w:br/>
-        <w:t>3. 使用 ar -t 查看库内成员文件，使用 nm 查看库中包含的所有符号。</w:t>
+        <w:t>编写 addvec.c、multvec.c 及 vector.h。执行 gcc -c 编译各模块后，使用 ar rcs libvector.a addvec.o multvec.o 打包生成静态库。使用 ar -t 查看成员文件，使用 nm 查看包含的全部导出符号。</w:t>
       </w:r>
     </w:p>
     <w:p>
@@ -1367,48 +1908,53 @@
     </w:p>
     <w:p>
       <w:pPr>
-        <w:spacing w:before="0" w:after="160"/>
+        <w:spacing w:before="40" w:after="160"/>
         <w:jc w:val="center"/>
       </w:pPr>
       <w:r>
         <w:rPr>
-          <w:i/>
-          <w:color w:val="595959"/>
+          <w:rFonts w:ascii="Times New Roman" w:hAnsi="Times New Roman"/>
+          <w:b w:val="0"/>
+          <w:i w:val="0"/>
+          <w:color w:val="323232"/>
           <w:sz w:val="19"/>
+          <w:rFonts w:ascii="Times New Roman" w:hAnsi="Times New Roman" w:eastAsia="KaiTi"/>
         </w:rPr>
-        <w:t>图 3-1：打包静态库并查看库中包含的目标文件与符号</w:t>
+        <w:t>图 3-1 静态库打包与符号表检查</w:t>
       </w:r>
     </w:p>
     <w:p>
       <w:pPr>
-        <w:spacing w:line="300" w:lineRule="auto" w:after="80"/>
+        <w:spacing w:line="312" w:lineRule="auto" w:after="80"/>
+        <w:ind w:firstLine="420"/>
       </w:pPr>
       <w:r>
         <w:rPr>
-          <w:color w:val="333333"/>
+          <w:rFonts w:ascii="Times New Roman" w:hAnsi="Times New Roman"/>
+          <w:b w:val="0"/>
+          <w:i w:val="0"/>
+          <w:color w:val="000000"/>
           <w:sz w:val="21"/>
+          <w:rFonts w:ascii="Times New Roman" w:hAnsi="Times New Roman" w:eastAsia="SimSun"/>
         </w:rPr>
-        <w:t>编写主程序 main2.c（仅调用了 addvec），并执行静态链接：</w:t>
-        <w:br/>
-        <w:t>gcc -c main2.c</w:t>
-        <w:br/>
-        <w:t>gcc -static -o prog2c main2.o ./libvector.a</w:t>
-        <w:br/>
-        <w:t>运行可执行文件输出正确计算结果：z = [4 6]。</w:t>
+        <w:t>编写 main2.c（仅调用 addvec），执行静态链接命令 gcc -static -o prog2c main2.o ./libvector.a。运行程序，正确输出 z = [4 6]。</w:t>
       </w:r>
     </w:p>
     <w:p>
       <w:pPr>
-        <w:spacing w:line="300" w:lineRule="auto" w:after="80"/>
+        <w:spacing w:line="312" w:lineRule="auto" w:after="80"/>
+        <w:ind w:firstLine="420"/>
       </w:pPr>
       <w:r>
         <w:rPr>
-          <w:color w:val="333333"/>
+          <w:rFonts w:ascii="Times New Roman" w:hAnsi="Times New Roman"/>
+          <w:b w:val="0"/>
+          <w:i w:val="0"/>
+          <w:color w:val="000000"/>
           <w:sz w:val="21"/>
+          <w:rFonts w:ascii="Times New Roman" w:hAnsi="Times New Roman" w:eastAsia="SimSun"/>
         </w:rPr>
-        <w:t>【静态库符号按需解析验证】：</w:t>
-        <w:br/>
-        <w:t>执行 nm prog2c | grep -E 'addvec|multvec'，发现输出中仅包含 addvec 和 addcnt，而 multvec 和 multcnt 完全不存在。这证明了链接器对静态库的处理原则：从左至右扫描，只拷贝真正被引用的目标文件（addvec.o），未被引用的文件（multvec.o）被直接丢弃，不占用最终可执行文件体积。</w:t>
+        <w:t>执行 nm prog2c | grep -E 'addvec|multvec' 进行验证：符号表中仅存在 addvec 与 addcnt，不存在 multvec 与 multcnt。此结果验证了链接器按需提取目标模块的原则：未被引用的目标文件不参与最终链接，从而减小可执行文件体积。</w:t>
       </w:r>
     </w:p>
     <w:p>
@@ -1453,71 +1999,70 @@
     </w:p>
     <w:p>
       <w:pPr>
-        <w:spacing w:before="0" w:after="160"/>
+        <w:spacing w:before="40" w:after="160"/>
         <w:jc w:val="center"/>
       </w:pPr>
       <w:r>
         <w:rPr>
-          <w:i/>
-          <w:color w:val="595959"/>
+          <w:rFonts w:ascii="Times New Roman" w:hAnsi="Times New Roman"/>
+          <w:b w:val="0"/>
+          <w:i w:val="0"/>
+          <w:color w:val="323232"/>
           <w:sz w:val="19"/>
+          <w:rFonts w:ascii="Times New Roman" w:hAnsi="Times New Roman" w:eastAsia="KaiTi"/>
         </w:rPr>
-        <w:t>图 3-2：静态库链接、运行输出及按需拷贝机制验证</w:t>
+        <w:t>图 3-2 静态链接运行与符号按需提取验证</w:t>
       </w:r>
     </w:p>
     <w:p>
       <w:pPr>
-        <w:pStyle w:val="Heading2"/>
         <w:keepNext/>
-        <w:spacing w:before="240" w:after="80"/>
+        <w:spacing w:before="120" w:after="40"/>
       </w:pPr>
       <w:r>
         <w:rPr>
+          <w:rFonts w:ascii="Arial" w:hAnsi="Arial"/>
           <w:b/>
-          <w:color w:val="2F5597"/>
-          <w:sz w:val="26"/>
+          <w:i w:val="0"/>
+          <w:color w:val="000000"/>
+          <w:sz w:val="21"/>
+          <w:rFonts w:ascii="Arial" w:hAnsi="Arial" w:eastAsia="SimHei"/>
         </w:rPr>
-        <w:t>2. 动态加载和链接共享库实验（教材图 7.17）</w:t>
+        <w:t>2. 动态加载和链接共享库实验</w:t>
       </w:r>
     </w:p>
     <w:p>
       <w:pPr>
-        <w:spacing w:line="300" w:lineRule="auto" w:after="80"/>
+        <w:spacing w:line="312" w:lineRule="auto" w:after="80"/>
+        <w:ind w:firstLine="420"/>
       </w:pPr>
       <w:r>
         <w:rPr>
-          <w:color w:val="333333"/>
+          <w:rFonts w:ascii="Times New Roman" w:hAnsi="Times New Roman"/>
+          <w:b w:val="0"/>
+          <w:i w:val="0"/>
+          <w:color w:val="000000"/>
           <w:sz w:val="21"/>
+          <w:rFonts w:ascii="Times New Roman" w:hAnsi="Times New Roman" w:eastAsia="SimSun"/>
         </w:rPr>
-        <w:t>共享库（Shared Library，在 Linux 下为 .so 文件）支持在运行时由应用程序显式加载并动态链接，无需在编译期将库绑定到可执行文件中。Linux 提供了动态链接加载器接口：</w:t>
-        <w:br/>
-        <w:t>• dlopen()：打开并加载指定的共享库文件；</w:t>
-        <w:br/>
-        <w:t>• dlsym()：根据符号名称字符串查找函数或变量的虚拟地址；</w:t>
-        <w:br/>
-        <w:t>• dlerror()：返回最近一次调用动态链接 API 发生的错误字符串；</w:t>
-        <w:br/>
-        <w:t>• dlclose()：卸载共享库。</w:t>
+        <w:t>使用 gcc -shared -fpic -o libvector.so addvec.c multvec.c 生成位置无关共享库。编写 dll.c，通过标准动态接口 dlopen("./libvector.so", RTLD_LAZY) 在执行期加载库文件，通过 dlsym 获取 addvec 函数指针，调用后通过 dlclose 释放。</w:t>
       </w:r>
     </w:p>
     <w:p>
       <w:pPr>
-        <w:spacing w:line="300" w:lineRule="auto" w:after="80"/>
+        <w:spacing w:line="312" w:lineRule="auto" w:after="80"/>
+        <w:ind w:firstLine="420"/>
       </w:pPr>
       <w:r>
         <w:rPr>
-          <w:color w:val="333333"/>
+          <w:rFonts w:ascii="Times New Roman" w:hAnsi="Times New Roman"/>
+          <w:b w:val="0"/>
+          <w:i w:val="0"/>
+          <w:color w:val="000000"/>
           <w:sz w:val="21"/>
+          <w:rFonts w:ascii="Times New Roman" w:hAnsi="Times New Roman" w:eastAsia="SimSun"/>
         </w:rPr>
-        <w:t>实验步骤：</w:t>
-        <w:br/>
-        <w:t>1. 使用 -shared -fpic 选项生成位置无关代码的共享库：gcc -shared -fpic -o libvector.so addvec.c multvec.c；</w:t>
-        <w:br/>
-        <w:t>2. 编写 dll.c，使用 dlopen("./libvector.so", RTLD_LAZY) 加载共享库，通过 dlsym 获取 addvec 函数指针并调用；</w:t>
-        <w:br/>
-        <w:t>3. 编译可执行文件：gcc -rdynamic -o prog2r dll.c -ldl；</w:t>
-        <w:br/>
-        <w:t>4. 执行 ./prog2r，成功输出结果：z = [4 6]。</w:t>
+        <w:t>执行 gcc -rdynamic -o prog2r dll.c -ldl 编译并运行，输出计算结果 z = [4 6]。</w:t>
       </w:r>
     </w:p>
     <w:p>
@@ -1562,47 +2107,57 @@
     </w:p>
     <w:p>
       <w:pPr>
-        <w:spacing w:before="0" w:after="160"/>
+        <w:spacing w:before="40" w:after="160"/>
         <w:jc w:val="center"/>
       </w:pPr>
       <w:r>
         <w:rPr>
-          <w:i/>
-          <w:color w:val="595959"/>
+          <w:rFonts w:ascii="Times New Roman" w:hAnsi="Times New Roman"/>
+          <w:b w:val="0"/>
+          <w:i w:val="0"/>
+          <w:color w:val="323232"/>
           <w:sz w:val="19"/>
+          <w:rFonts w:ascii="Times New Roman" w:hAnsi="Times New Roman" w:eastAsia="KaiTi"/>
         </w:rPr>
-        <w:t>图 3-3：共享库编译与运行时动态加载 (dlopen/dlsym)</w:t>
+        <w:t>图 3-3 共享库生成与动态加载测试</w:t>
       </w:r>
     </w:p>
     <w:p>
       <w:pPr>
-        <w:pStyle w:val="Heading2"/>
         <w:keepNext/>
-        <w:spacing w:before="240" w:after="80"/>
+        <w:spacing w:before="120" w:after="40"/>
       </w:pPr>
       <w:r>
         <w:rPr>
+          <w:rFonts w:ascii="Arial" w:hAnsi="Arial"/>
           <w:b/>
-          <w:color w:val="2F5597"/>
-          <w:sz w:val="26"/>
+          <w:i w:val="0"/>
+          <w:color w:val="000000"/>
+          <w:sz w:val="21"/>
+          <w:rFonts w:ascii="Arial" w:hAnsi="Arial" w:eastAsia="SimHei"/>
         </w:rPr>
         <w:t>3. ldd 工具对比分析</w:t>
       </w:r>
     </w:p>
     <w:p>
       <w:pPr>
-        <w:spacing w:line="300" w:lineRule="auto" w:after="80"/>
+        <w:spacing w:line="312" w:lineRule="auto" w:after="80"/>
+        <w:ind w:firstLine="420"/>
       </w:pPr>
       <w:r>
         <w:rPr>
-          <w:color w:val="333333"/>
+          <w:rFonts w:ascii="Times New Roman" w:hAnsi="Times New Roman"/>
+          <w:b w:val="0"/>
+          <w:i w:val="0"/>
+          <w:color w:val="000000"/>
           <w:sz w:val="21"/>
+          <w:rFonts w:ascii="Times New Roman" w:hAnsi="Times New Roman" w:eastAsia="SimSun"/>
         </w:rPr>
-        <w:t>使用 ldd 命令分别分析 prog2c 与 prog2r：</w:t>
+        <w:t>使用 ldd 命令对比分析 prog2c 与 prog2r：</w:t>
         <w:br/>
-        <w:t>• prog2c：输出 'not a dynamic executable'。表明由于采用了静态链接，所有依赖库代码（包括 C 运行时库）均已固化在程序内部，运行时无需任何动态链接器支持。</w:t>
+        <w:t>prog2c 输出 'not a dynamic executable'，表明静态链接已将所需库函数全部合并进目标文件，运行时脱离动态链接器独立执行。</w:t>
         <w:br/>
-        <w:t>• prog2r：显示依赖 libc.so.6 与 ld-linux-x86-64.so.2，但是依赖列表中并无 libvector.so！这证明 libvector.so 并非编译时强制依赖，而是在程序运行到 dlopen 语句时才被按需动态装载进进程地址空间，适用于插件化架构与热更新。</w:t>
+        <w:t>prog2r 显示依赖 libc.so.6 与动态装载器 ld-linux-x86-64.so.2，其依赖列表中不包含 libvector.so。libvector.so 由程序在运行期通过 dlopen 系统调用显式映射进进程地址空间。</w:t>
       </w:r>
     </w:p>
     <w:p>
@@ -1647,113 +2202,155 @@
     </w:p>
     <w:p>
       <w:pPr>
-        <w:spacing w:before="0" w:after="160"/>
+        <w:spacing w:before="40" w:after="160"/>
         <w:jc w:val="center"/>
       </w:pPr>
       <w:r>
         <w:rPr>
-          <w:i/>
-          <w:color w:val="595959"/>
+          <w:rFonts w:ascii="Times New Roman" w:hAnsi="Times New Roman"/>
+          <w:b w:val="0"/>
+          <w:i w:val="0"/>
+          <w:color w:val="323232"/>
           <w:sz w:val="19"/>
+          <w:rFonts w:ascii="Times New Roman" w:hAnsi="Times New Roman" w:eastAsia="KaiTi"/>
         </w:rPr>
-        <w:t>图 3-4：ldd 工具对比分析静态可执行文件与动态可执行文件</w:t>
+        <w:t>图 3-4 ldd 工具分析依赖对比</w:t>
       </w:r>
     </w:p>
     <w:p>
       <w:pPr>
-        <w:pStyle w:val="Heading1"/>
         <w:keepNext/>
-        <w:spacing w:before="320" w:after="120"/>
+        <w:spacing w:before="200" w:after="60"/>
       </w:pPr>
       <w:r>
         <w:rPr>
+          <w:rFonts w:ascii="Arial" w:hAnsi="Arial"/>
           <w:b/>
-          <w:color w:val="1F4E79"/>
-          <w:sz w:val="32"/>
+          <w:i w:val="0"/>
+          <w:color w:val="000000"/>
+          <w:sz w:val="24"/>
+          <w:rFonts w:ascii="Arial" w:hAnsi="Arial" w:eastAsia="SimHei"/>
         </w:rPr>
-        <w:t>五、进阶实验4：实现简易静态库打包工具 mylib（选做）</w:t>
+        <w:t>3.4 进阶实验四：简易静态库打包工具 mylib 的实现与测试（选做）</w:t>
       </w:r>
     </w:p>
     <w:p>
       <w:pPr>
-        <w:pStyle w:val="Heading2"/>
         <w:keepNext/>
-        <w:spacing w:before="240" w:after="80"/>
+        <w:spacing w:before="120" w:after="40"/>
       </w:pPr>
       <w:r>
         <w:rPr>
+          <w:rFonts w:ascii="Arial" w:hAnsi="Arial"/>
           <w:b/>
-          <w:color w:val="2F5597"/>
-          <w:sz w:val="26"/>
+          <w:i w:val="0"/>
+          <w:color w:val="000000"/>
+          <w:sz w:val="21"/>
+          <w:rFonts w:ascii="Arial" w:hAnsi="Arial" w:eastAsia="SimHei"/>
         </w:rPr>
         <w:t>1. 设计目标与规范</w:t>
       </w:r>
     </w:p>
     <w:p>
       <w:pPr>
-        <w:spacing w:line="300" w:lineRule="auto" w:after="80"/>
+        <w:spacing w:line="312" w:lineRule="auto" w:after="80"/>
+        <w:ind w:firstLine="420"/>
       </w:pPr>
       <w:r>
         <w:rPr>
-          <w:color w:val="333333"/>
+          <w:rFonts w:ascii="Times New Roman" w:hAnsi="Times New Roman"/>
+          <w:b w:val="0"/>
+          <w:i w:val="0"/>
+          <w:color w:val="000000"/>
           <w:sz w:val="21"/>
+          <w:rFonts w:ascii="Times New Roman" w:hAnsi="Times New Roman" w:eastAsia="SimSun"/>
         </w:rPr>
-        <w:t>进阶实验要求自主实现一个 C 语言程序 mylib，能够遍历当前目录下的所有 .o 目标文件，解析其符号表并打包生成类似 ar 命令生成的静态库 .a 文件，同时生成符号索引表（ranlib 机制），并提供 -t 列出库成员和 -x 解压目标文件的功能。</w:t>
+        <w:t>编写 C 语言程序 mylib，模拟 ar 与 ranlib 的功能。要求能够遍历目标文件、解析 ELF 符号表、提取全局符号并生成包含符号索引表的 .a 归档文件，同时支持 -t 列出文件与 -x 提取文件。</w:t>
       </w:r>
     </w:p>
     <w:p>
       <w:pPr>
-        <w:spacing w:line="300" w:lineRule="auto" w:after="80"/>
+        <w:spacing w:line="312" w:lineRule="auto" w:after="80"/>
+        <w:ind w:firstLine="420"/>
       </w:pPr>
       <w:r>
         <w:rPr>
-          <w:color w:val="333333"/>
+          <w:rFonts w:ascii="Times New Roman" w:hAnsi="Times New Roman"/>
+          <w:b w:val="0"/>
+          <w:i w:val="0"/>
+          <w:color w:val="000000"/>
           <w:sz w:val="21"/>
+          <w:rFonts w:ascii="Times New Roman" w:hAnsi="Times New Roman" w:eastAsia="SimSun"/>
         </w:rPr>
-        <w:t>【核心实现规范】：</w:t>
-        <w:br/>
-        <w:t>1. 归档格式规范：严格遵循 Unix/GNU ar 格式规范，以 8 字节魔数 '!&lt;arch&gt;\n' 开头，各成员文件前均包含 60 字节的 struct ar_hdr（文件名、修改时间、UID、GID、权限模态、文件大小及 '`\n' 结束符），保证 2 字节对齐。</w:t>
-        <w:br/>
-        <w:t>2. ELF 符号解析：直接引入 /usr/include/elf.h，解析 ELF64 头部（Elf64_Ehdr）、节头表（Elf64_Shdr），定位符号表 .symtab 与字符串表 .strtab。筛选绑定属性为 STB_GLOBAL 或 STB_WEAK 且有效定义（st_shndx != SHN_UNDEF）的全局函数与全局变量。</w:t>
-        <w:br/>
-        <w:t>3. 符号索引表生成（Ranlib 索引）：将符号索引作为归档文件的第一个成员，成员名规范为 '/               '。索引数据区存放符号总数（大端序 uint32_t）、各符号所属目标文件在归档内的文件偏移量列表（大端序 uint32_t 数组），以及紧随其后的 null 结尾符号名称字符串池。</w:t>
-        <w:br/>
-        <w:t>4. 命令行交互设计：</w:t>
-        <w:br/>
-        <w:t xml:space="preserve">   • mylib -c &lt;lib.a&gt; [file.o ...]：打包目标文件（未指定时自动通过 opendir 扫描当前目录下 *.o）；</w:t>
-        <w:br/>
-        <w:t xml:space="preserve">   • mylib -t &lt;lib.a&gt;：列出库中所有成员、大小、权限与时间；</w:t>
-        <w:br/>
-        <w:t xml:space="preserve">   • mylib -x &lt;lib.a&gt; [file.o]：提取并解压指定目标文件；</w:t>
-        <w:br/>
-        <w:t xml:space="preserve">   • mylib -s &lt;lib.a&gt;：格式化打印符号索引表（符号名到归档文件偏移映射）。</w:t>
+        <w:t>实现要点如下：</w:t>
       </w:r>
     </w:p>
     <w:p>
       <w:pPr>
-        <w:pStyle w:val="Heading2"/>
-        <w:keepNext/>
-        <w:spacing w:before="240" w:after="80"/>
+        <w:pStyle w:val="ListBullet"/>
+        <w:spacing w:line="300" w:lineRule="auto" w:after="60"/>
       </w:pPr>
       <w:r>
         <w:rPr>
-          <w:b/>
-          <w:color w:val="2F5597"/>
-          <w:sz w:val="26"/>
+          <w:rFonts w:ascii="Times New Roman" w:hAnsi="Times New Roman"/>
+          <w:b w:val="0"/>
+          <w:i w:val="0"/>
+          <w:color w:val="000000"/>
+          <w:sz w:val="21"/>
+          <w:rFonts w:ascii="Times New Roman" w:hAnsi="Times New Roman" w:eastAsia="SimSun"/>
         </w:rPr>
-        <w:t>2. 编译与模块结构</w:t>
+        <w:t>严格遵循 Unix/GNU ar 格式标准：首部写入 8 字节魔数 '!&lt;arch&gt;\n'，成员头部使用 60 字节 struct ar_hdr，保持 2 字节对齐。</w:t>
       </w:r>
     </w:p>
     <w:p>
       <w:pPr>
-        <w:spacing w:line="300" w:lineRule="auto" w:after="80"/>
+        <w:pStyle w:val="ListBullet"/>
+        <w:spacing w:line="300" w:lineRule="auto" w:after="60"/>
       </w:pPr>
       <w:r>
         <w:rPr>
-          <w:color w:val="333333"/>
+          <w:rFonts w:ascii="Times New Roman" w:hAnsi="Times New Roman"/>
+          <w:b w:val="0"/>
+          <w:i w:val="0"/>
+          <w:color w:val="000000"/>
           <w:sz w:val="21"/>
+          <w:rFonts w:ascii="Times New Roman" w:hAnsi="Times New Roman" w:eastAsia="SimSun"/>
         </w:rPr>
-        <w:t>设计测试模块 test1.c（提供全局变量 g_counter1 与函数 math_add）和 test2.c（提供全局变量 g_counter2 与函数 math_sub），编译生成 mylib 工具及测试目标文件：</w:t>
+        <w:t>ELF 符号解析：利用 /usr/include/elf.h 读取 Elf64_Ehdr 与 Elf64_Shdr，定位 SHT_SYMTAB 节与 SHT_STRTAB 节。遍历符号表，提取绑定属性为 STB_GLOBAL 或 STB_WEAK 且有效定义（st_shndx != SHN_UNDEF）的全局函数与全局变量。</w:t>
+      </w:r>
+    </w:p>
+    <w:p>
+      <w:pPr>
+        <w:pStyle w:val="ListBullet"/>
+        <w:spacing w:line="300" w:lineRule="auto" w:after="60"/>
+      </w:pPr>
+      <w:r>
+        <w:rPr>
+          <w:rFonts w:ascii="Times New Roman" w:hAnsi="Times New Roman"/>
+          <w:b w:val="0"/>
+          <w:i w:val="0"/>
+          <w:color w:val="000000"/>
+          <w:sz w:val="21"/>
+          <w:rFonts w:ascii="Times New Roman" w:hAnsi="Times New Roman" w:eastAsia="SimSun"/>
+        </w:rPr>
+        <w:t>生成符号索引表：在归档首部生成名称为 '/' 的特殊成员，内容包括符号总数（大端序 uint32_t）、所属文件偏移数组（大端序 uint32_t 数组）及符号名字符串池。</w:t>
+      </w:r>
+    </w:p>
+    <w:p>
+      <w:pPr>
+        <w:pStyle w:val="ListBullet"/>
+        <w:spacing w:line="300" w:lineRule="auto" w:after="60"/>
+      </w:pPr>
+      <w:r>
+        <w:rPr>
+          <w:rFonts w:ascii="Times New Roman" w:hAnsi="Times New Roman"/>
+          <w:b w:val="0"/>
+          <w:i w:val="0"/>
+          <w:color w:val="000000"/>
+          <w:sz w:val="21"/>
+          <w:rFonts w:ascii="Times New Roman" w:hAnsi="Times New Roman" w:eastAsia="SimSun"/>
+        </w:rPr>
+        <w:t>支持 -c（打包）、-t（列表）、-x（解压提取）与 -s（打印符号索引）选项。</w:t>
       </w:r>
     </w:p>
     <w:p>
@@ -1798,43 +2395,53 @@
     </w:p>
     <w:p>
       <w:pPr>
-        <w:spacing w:before="0" w:after="160"/>
+        <w:spacing w:before="40" w:after="160"/>
         <w:jc w:val="center"/>
       </w:pPr>
       <w:r>
         <w:rPr>
-          <w:i/>
-          <w:color w:val="595959"/>
+          <w:rFonts w:ascii="Times New Roman" w:hAnsi="Times New Roman"/>
+          <w:b w:val="0"/>
+          <w:i w:val="0"/>
+          <w:color w:val="323232"/>
           <w:sz w:val="19"/>
+          <w:rFonts w:ascii="Times New Roman" w:hAnsi="Times New Roman" w:eastAsia="KaiTi"/>
         </w:rPr>
-        <w:t>图 4-1：mylib 工具编译构建过程</w:t>
+        <w:t>图 4-1 mylib 工具编译构建</w:t>
       </w:r>
     </w:p>
     <w:p>
       <w:pPr>
-        <w:pStyle w:val="Heading2"/>
         <w:keepNext/>
-        <w:spacing w:before="240" w:after="80"/>
+        <w:spacing w:before="120" w:after="40"/>
       </w:pPr>
       <w:r>
         <w:rPr>
+          <w:rFonts w:ascii="Arial" w:hAnsi="Arial"/>
           <w:b/>
-          <w:color w:val="2F5597"/>
-          <w:sz w:val="26"/>
+          <w:i w:val="0"/>
+          <w:color w:val="000000"/>
+          <w:sz w:val="21"/>
+          <w:rFonts w:ascii="Arial" w:hAnsi="Arial" w:eastAsia="SimHei"/>
         </w:rPr>
-        <w:t>3. 打包生成静态库与符号索引构建</w:t>
+        <w:t>2. 打包与符号索引构建测试</w:t>
       </w:r>
     </w:p>
     <w:p>
       <w:pPr>
-        <w:spacing w:line="300" w:lineRule="auto" w:after="80"/>
+        <w:spacing w:line="312" w:lineRule="auto" w:after="80"/>
+        <w:ind w:firstLine="420"/>
       </w:pPr>
       <w:r>
         <w:rPr>
-          <w:color w:val="333333"/>
+          <w:rFonts w:ascii="Times New Roman" w:hAnsi="Times New Roman"/>
+          <w:b w:val="0"/>
+          <w:i w:val="0"/>
+          <w:color w:val="000000"/>
           <w:sz w:val="21"/>
+          <w:rFonts w:ascii="Times New Roman" w:hAnsi="Times New Roman" w:eastAsia="SimSun"/>
         </w:rPr>
-        <w:t>执行 ./mylib -c libtest.a test1.o test2.o，程序自动打开 ELF 目标文件并遍历节区符号表，成功提取全部全局符号并生成包含 ranlib 符号索引的静态库 libtest.a：</w:t>
+        <w:t>设计测试模块 test1.c（包含 math_add, g_counter1）与 test2.c（包含 math_sub, g_counter2）。执行 ./mylib -c libtest.a test1.o test2.o，程序成功解析 ELF 节区并完成静态库打包。</w:t>
       </w:r>
     </w:p>
     <w:p>
@@ -1879,43 +2486,53 @@
     </w:p>
     <w:p>
       <w:pPr>
-        <w:spacing w:before="0" w:after="160"/>
+        <w:spacing w:before="40" w:after="160"/>
         <w:jc w:val="center"/>
       </w:pPr>
       <w:r>
         <w:rPr>
-          <w:i/>
-          <w:color w:val="595959"/>
+          <w:rFonts w:ascii="Times New Roman" w:hAnsi="Times New Roman"/>
+          <w:b w:val="0"/>
+          <w:i w:val="0"/>
+          <w:color w:val="323232"/>
           <w:sz w:val="19"/>
+          <w:rFonts w:ascii="Times New Roman" w:hAnsi="Times New Roman" w:eastAsia="KaiTi"/>
         </w:rPr>
-        <w:t>图 4-2：mylib 提取全局符号并生成静态库 libtest.a</w:t>
+        <w:t>图 4-2 mylib 打包静态库并构建符号索引</w:t>
       </w:r>
     </w:p>
     <w:p>
       <w:pPr>
-        <w:pStyle w:val="Heading2"/>
         <w:keepNext/>
-        <w:spacing w:before="240" w:after="80"/>
+        <w:spacing w:before="120" w:after="40"/>
       </w:pPr>
       <w:r>
         <w:rPr>
+          <w:rFonts w:ascii="Arial" w:hAnsi="Arial"/>
           <w:b/>
-          <w:color w:val="2F5597"/>
-          <w:sz w:val="26"/>
+          <w:i w:val="0"/>
+          <w:color w:val="000000"/>
+          <w:sz w:val="21"/>
+          <w:rFonts w:ascii="Arial" w:hAnsi="Arial" w:eastAsia="SimHei"/>
         </w:rPr>
-        <w:t>4. 库成员列表 (-t) 与符号索引查看 (-s)</w:t>
+        <w:t>3. 列表展示与目标文件提取测试</w:t>
       </w:r>
     </w:p>
     <w:p>
       <w:pPr>
-        <w:spacing w:line="300" w:lineRule="auto" w:after="80"/>
+        <w:spacing w:line="312" w:lineRule="auto" w:after="80"/>
+        <w:ind w:firstLine="420"/>
       </w:pPr>
       <w:r>
         <w:rPr>
-          <w:color w:val="333333"/>
+          <w:rFonts w:ascii="Times New Roman" w:hAnsi="Times New Roman"/>
+          <w:b w:val="0"/>
+          <w:i w:val="0"/>
+          <w:color w:val="000000"/>
           <w:sz w:val="21"/>
+          <w:rFonts w:ascii="Times New Roman" w:hAnsi="Times New Roman" w:eastAsia="SimSun"/>
         </w:rPr>
-        <w:t>执行 ./mylib -t libtest.a 列出库内包含的目标文件信息，执行 ./mylib -s libtest.a 打印详细的符号到文件偏移映射关系：</w:t>
+        <w:t>执行 ./mylib -t libtest.a 查看成员列表，执行 ./mylib -s libtest.a 输出符号到文件偏移的映射关系。</w:t>
       </w:r>
     </w:p>
     <w:p>
@@ -1960,43 +2577,36 @@
     </w:p>
     <w:p>
       <w:pPr>
-        <w:spacing w:before="0" w:after="160"/>
+        <w:spacing w:before="40" w:after="160"/>
         <w:jc w:val="center"/>
       </w:pPr>
       <w:r>
         <w:rPr>
-          <w:i/>
-          <w:color w:val="595959"/>
+          <w:rFonts w:ascii="Times New Roman" w:hAnsi="Times New Roman"/>
+          <w:b w:val="0"/>
+          <w:i w:val="0"/>
+          <w:color w:val="323232"/>
           <w:sz w:val="19"/>
+          <w:rFonts w:ascii="Times New Roman" w:hAnsi="Times New Roman" w:eastAsia="KaiTi"/>
         </w:rPr>
-        <w:t>图 4-3：mylib -t 列出库成员与 -s 查看符号索引表</w:t>
+        <w:t>图 4-3 mylib -t 与 -s 选项执行结果</w:t>
       </w:r>
     </w:p>
     <w:p>
       <w:pPr>
-        <w:pStyle w:val="Heading2"/>
-        <w:keepNext/>
-        <w:spacing w:before="240" w:after="80"/>
+        <w:spacing w:line="312" w:lineRule="auto" w:after="80"/>
+        <w:ind w:firstLine="420"/>
       </w:pPr>
       <w:r>
         <w:rPr>
-          <w:b/>
-          <w:color w:val="2F5597"/>
-          <w:sz w:val="26"/>
+          <w:rFonts w:ascii="Times New Roman" w:hAnsi="Times New Roman"/>
+          <w:b w:val="0"/>
+          <w:i w:val="0"/>
+          <w:color w:val="000000"/>
+          <w:sz w:val="21"/>
+          <w:rFonts w:ascii="Times New Roman" w:hAnsi="Times New Roman" w:eastAsia="SimSun"/>
         </w:rPr>
-        <w:t>5. 提取指定目标文件 (-x)</w:t>
-      </w:r>
-    </w:p>
-    <w:p>
-      <w:pPr>
-        <w:spacing w:line="300" w:lineRule="auto" w:after="80"/>
-      </w:pPr>
-      <w:r>
-        <w:rPr>
-          <w:color w:val="333333"/>
-          <w:sz w:val="21"/>
-        </w:rPr>
-        <w:t>先删除本地的 test1.o，随后执行 ./mylib -x libtest.a test1.o。mylib 成功定位到库中对应成员，并将二进制数据还原写回到磁盘中：</w:t>
+        <w:t>删除磁盘中的 test1.o 后，执行 ./mylib -x libtest.a test1.o，成功从归档文件中还原出目标文件。</w:t>
       </w:r>
     </w:p>
     <w:p>
@@ -2041,49 +2651,59 @@
     </w:p>
     <w:p>
       <w:pPr>
-        <w:spacing w:before="0" w:after="160"/>
+        <w:spacing w:before="40" w:after="160"/>
         <w:jc w:val="center"/>
       </w:pPr>
       <w:r>
         <w:rPr>
-          <w:i/>
-          <w:color w:val="595959"/>
+          <w:rFonts w:ascii="Times New Roman" w:hAnsi="Times New Roman"/>
+          <w:b w:val="0"/>
+          <w:i w:val="0"/>
+          <w:color w:val="323232"/>
           <w:sz w:val="19"/>
+          <w:rFonts w:ascii="Times New Roman" w:hAnsi="Times New Roman" w:eastAsia="KaiTi"/>
         </w:rPr>
-        <w:t>图 4-4：mylib -x 从静态库中提取指定目标文件</w:t>
+        <w:t>图 4-4 mylib -x 解压提取目标文件</w:t>
       </w:r>
     </w:p>
     <w:p>
       <w:pPr>
-        <w:pStyle w:val="Heading2"/>
         <w:keepNext/>
-        <w:spacing w:before="240" w:after="80"/>
+        <w:spacing w:before="120" w:after="40"/>
       </w:pPr>
       <w:r>
         <w:rPr>
+          <w:rFonts w:ascii="Arial" w:hAnsi="Arial"/>
           <w:b/>
-          <w:color w:val="2F5597"/>
-          <w:sz w:val="26"/>
+          <w:i w:val="0"/>
+          <w:color w:val="000000"/>
+          <w:sz w:val="21"/>
+          <w:rFonts w:ascii="Arial" w:hAnsi="Arial" w:eastAsia="SimHei"/>
         </w:rPr>
-        <w:t>6. 与 GNU 官方工具链完全兼容性验证</w:t>
+        <w:t>4. GNU 工具链兼容性验证</w:t>
       </w:r>
     </w:p>
     <w:p>
       <w:pPr>
-        <w:spacing w:line="300" w:lineRule="auto" w:after="80"/>
+        <w:spacing w:line="312" w:lineRule="auto" w:after="80"/>
+        <w:ind w:firstLine="420"/>
       </w:pPr>
       <w:r>
         <w:rPr>
-          <w:color w:val="333333"/>
+          <w:rFonts w:ascii="Times New Roman" w:hAnsi="Times New Roman"/>
+          <w:b w:val="0"/>
+          <w:i w:val="0"/>
+          <w:color w:val="000000"/>
           <w:sz w:val="21"/>
+          <w:rFonts w:ascii="Times New Roman" w:hAnsi="Times New Roman" w:eastAsia="SimSun"/>
         </w:rPr>
-        <w:t>为了严格验证 mylib 生成的静态库是否完全符合工业标准，直接调用系统内置的 GNU 官方工具进行交叉验证：</w:t>
+        <w:t>调用系统内置 GNU 工具对 mylib 生成的 libtest.a 进行交叉检验：</w:t>
         <w:br/>
-        <w:t>1. 使用官方 ar -t libtest.a：完美识别库成员，准确列出 test1.o 与 test2.o；</w:t>
+        <w:t>1. ar -t libtest.a 正常列出库成员。</w:t>
         <w:br/>
-        <w:t>2. 使用官方 nm libtest.a：直接利用 mylib 构建的符号索引，正确打印各模块的全局符号；</w:t>
+        <w:t>2. nm libtest.a 直接读取 mylib 生成的符号索引并列出各全局符号。</w:t>
         <w:br/>
-        <w:t>3. 使用官方 gcc 链接测试程序：gcc -o test_prog main_test.c ./libtest.a。链接过程无任何警告与错误，运行 ./test_prog 正确输出累加与计算结果！</w:t>
+        <w:t>3. 编写 main_test.c 调用 math_add 与 math_sub，执行 gcc -o test_prog main_test.c ./libtest.a 成功完成链接，运行 ./test_prog 输出预期结果。</w:t>
       </w:r>
     </w:p>
     <w:p>
@@ -2128,51 +2748,121 @@
     </w:p>
     <w:p>
       <w:pPr>
-        <w:spacing w:before="0" w:after="160"/>
+        <w:spacing w:before="40" w:after="160"/>
         <w:jc w:val="center"/>
       </w:pPr>
       <w:r>
         <w:rPr>
-          <w:i/>
-          <w:color w:val="595959"/>
+          <w:rFonts w:ascii="Times New Roman" w:hAnsi="Times New Roman"/>
+          <w:b w:val="0"/>
+          <w:i w:val="0"/>
+          <w:color w:val="323232"/>
           <w:sz w:val="19"/>
+          <w:rFonts w:ascii="Times New Roman" w:hAnsi="Times New Roman" w:eastAsia="KaiTi"/>
         </w:rPr>
-        <w:t>图 4-5：GNU ar、nm 与 gcc 链接运行完全兼容性测试通过</w:t>
+        <w:t>图 4-5 GNU 工具链兼容性验证全通过</w:t>
       </w:r>
     </w:p>
     <w:p>
       <w:pPr>
-        <w:pStyle w:val="Heading1"/>
         <w:keepNext/>
-        <w:spacing w:before="320" w:after="120"/>
+        <w:spacing w:before="280" w:after="80"/>
       </w:pPr>
       <w:r>
         <w:rPr>
+          <w:rFonts w:ascii="Arial" w:hAnsi="Arial"/>
           <w:b/>
-          <w:color w:val="1F4E79"/>
-          <w:sz w:val="32"/>
+          <w:i w:val="0"/>
+          <w:color w:val="000000"/>
+          <w:sz w:val="28"/>
+          <w:rFonts w:ascii="Arial" w:hAnsi="Arial" w:eastAsia="SimHei"/>
         </w:rPr>
-        <w:t>六、实验总结与心得体会</w:t>
+        <w:t>四、实验总结</w:t>
       </w:r>
     </w:p>
     <w:p>
       <w:pPr>
-        <w:spacing w:line="300" w:lineRule="auto" w:after="80"/>
+        <w:spacing w:line="312" w:lineRule="auto" w:after="80"/>
+        <w:ind w:firstLine="420"/>
       </w:pPr>
       <w:r>
         <w:rPr>
-          <w:color w:val="333333"/>
+          <w:rFonts w:ascii="Times New Roman" w:hAnsi="Times New Roman"/>
+          <w:b w:val="0"/>
+          <w:i w:val="0"/>
+          <w:color w:val="000000"/>
           <w:sz w:val="21"/>
+          <w:rFonts w:ascii="Times New Roman" w:hAnsi="Times New Roman" w:eastAsia="SimSun"/>
         </w:rPr>
-        <w:t>通过本次计算机系统导论“链接”实验，我们全面且系统地探索了编译系统底层的链接机制，获得了以下深刻认识：</w:t>
-        <w:br/>
-        <w:t>1. 深刻理解了 ELF 目标文件结构：掌握了 .text, .data, .bss, .symtab, .rela.text 等关键节区在编译与链接中的角色，理解了符号解析如何匹配未定义符号（'U'）与全局定义符号（'T'/'D'）。</w:t>
-        <w:br/>
-        <w:t>2. 掌握了重定位的本质与计算细节：通过手动推导与验算，彻底掌握了 PC 相对寻址（R_X86_64_PC32 / R_X86_64_PLT32）为何需要引入 addend = -4 以及减去 refaddr 的物理意义（因 PC 指针总是指向下一条指令的起始地址）；清晰认识到了 PIE 与非 PIE 地址空间的布局差异。</w:t>
-        <w:br/>
-        <w:t>3. 厘清了静态链接与动态链接的应用场景：验证了静态库的“按需链接”机制，理解了其为何能减小代码冗余；掌握了 dlopen/dlsym 的运行时动态加载原理，体会到现代软件插件架构与热更新的底层基石。</w:t>
-        <w:br/>
-        <w:t>4. 进阶实现了简易打包工具 mylib：通过直接与 /usr/include/elf.h 与 ar.h 打交道，亲自解析节头、符号表以及大端序索引构建，不仅加深了对二进制文件格式的敬畏与理解，更通过了 GNU 官方工具的严格兼容测试，大幅提升了系统级底层编程能力。</w:t>
+        <w:t>本次实验完成了链接过程的理论分析与实践验证，主要总结如下：</w:t>
+      </w:r>
+    </w:p>
+    <w:p>
+      <w:pPr>
+        <w:spacing w:line="312" w:lineRule="auto" w:after="80"/>
+        <w:ind w:firstLine="420"/>
+      </w:pPr>
+      <w:r>
+        <w:rPr>
+          <w:rFonts w:ascii="Times New Roman" w:hAnsi="Times New Roman"/>
+          <w:b w:val="0"/>
+          <w:i w:val="0"/>
+          <w:color w:val="000000"/>
+          <w:sz w:val="21"/>
+          <w:rFonts w:ascii="Times New Roman" w:hAnsi="Times New Roman" w:eastAsia="SimSun"/>
+        </w:rPr>
+        <w:t>1. 深入掌握了 ELF 文件的组织方式，明确了代码段、数据段、符号表与重定位表的映射关系。符号解析阶段链接器通过符号表协调全局符号的定义与外部引用。</w:t>
+      </w:r>
+    </w:p>
+    <w:p>
+      <w:pPr>
+        <w:spacing w:line="312" w:lineRule="auto" w:after="80"/>
+        <w:ind w:firstLine="420"/>
+      </w:pPr>
+      <w:r>
+        <w:rPr>
+          <w:rFonts w:ascii="Times New Roman" w:hAnsi="Times New Roman"/>
+          <w:b w:val="0"/>
+          <w:i w:val="0"/>
+          <w:color w:val="000000"/>
+          <w:sz w:val="21"/>
+          <w:rFonts w:ascii="Times New Roman" w:hAnsi="Times New Roman" w:eastAsia="SimSun"/>
+        </w:rPr>
+        <w:t>2. 完整验证了重定位算法的运算逻辑。PC 相对寻址机制中操作数表示相对于下一条指令的位移量，计算中引入 -4 修正项抵消了操作数自身占据的 4 字节偏移。手工推导数据与可执行文件的反汇编机器码完全一致。</w:t>
+      </w:r>
+    </w:p>
+    <w:p>
+      <w:pPr>
+        <w:spacing w:line="312" w:lineRule="auto" w:after="80"/>
+        <w:ind w:firstLine="420"/>
+      </w:pPr>
+      <w:r>
+        <w:rPr>
+          <w:rFonts w:ascii="Times New Roman" w:hAnsi="Times New Roman"/>
+          <w:b w:val="0"/>
+          <w:i w:val="0"/>
+          <w:color w:val="000000"/>
+          <w:sz w:val="21"/>
+          <w:rFonts w:ascii="Times New Roman" w:hAnsi="Times New Roman" w:eastAsia="SimSun"/>
+        </w:rPr>
+        <w:t>3. 明确了静态库与动态库的运行特性。静态库在链接期按需合并目标模块，动态共享库支持运行时按需加载，两类机制在空间占用与部署灵活性方面各有适用场景。</w:t>
+      </w:r>
+    </w:p>
+    <w:p>
+      <w:pPr>
+        <w:spacing w:line="312" w:lineRule="auto" w:after="80"/>
+        <w:ind w:firstLine="420"/>
+      </w:pPr>
+      <w:r>
+        <w:rPr>
+          <w:rFonts w:ascii="Times New Roman" w:hAnsi="Times New Roman"/>
+          <w:b w:val="0"/>
+          <w:i w:val="0"/>
+          <w:color w:val="000000"/>
+          <w:sz w:val="21"/>
+          <w:rFonts w:ascii="Times New Roman" w:hAnsi="Times New Roman" w:eastAsia="SimSun"/>
+        </w:rPr>
+        <w:t>4. 独立实现了符合工业标准的静态库打包工具 mylib，掌握了底层二进制头结构解析、字节序转换以及归档索引表的构建方法，加深了对系统底层链接机制的理解。</w:t>
       </w:r>
     </w:p>
     <w:sectPr>
